--- a/lessons/5-3/downloads/reveal/teacher/5.3-homework-packet-level-1.docx
+++ b/lessons/5-3/downloads/reveal/teacher/5.3-homework-packet-level-1.docx
@@ -78,14 +78,15 @@
           <w:caps/>
           <w:color w:val="003A70"/>
           <w:spacing w:val="12"/>
-          <w:sz w:val="21"/>
+          <w:sz w:val="22"/>
           <w:szCs w:val="21"/>
         </w:rPr>
-        <w:t xml:space="preserve">Lesson 5-3  ·  Homework Packet  ·  Level 1  ·  Sheet 1 of 2</w:t>
+        <w:t xml:space="preserve">Lesson 5-3  ·  Homework Packet  ·  Supported  ·  Session 1 · pages 1–2</w:t>
       </w:r>
     </w:p>
     <w:p>
       <w:pPr>
+        <w:pStyle w:val="Heading1"/>
         <w:keepNext/>
         <w:spacing w:before="0" w:after="10" w:line="240" w:lineRule="auto"/>
       </w:pPr>
@@ -111,7 +112,7 @@
         <w:rPr>
           <w:rFonts w:ascii="Avenir Next" w:hAnsi="Avenir Next" w:cs="Avenir Next" w:eastAsia="Avenir Next"/>
           <w:color w:val="5A5F66"/>
-          <w:sz w:val="17"/>
+          <w:sz w:val="22"/>
           <w:szCs w:val="17"/>
         </w:rPr>
         <w:t xml:space="preserve">Maryland Standard 6.G.A.1   ·   Learning target — I can find the area of a trapezoid by decomposing it into a rectangle and triangles.</w:t>
@@ -158,6 +159,7 @@
           </w:tcPr>
           <w:p>
             <w:pPr>
+              <w:pStyle w:val="Heading2"/>
               <w:spacing w:before="0" w:after="40" w:line="264" w:lineRule="auto"/>
             </w:pPr>
             <w:r>
@@ -185,35 +187,35 @@
                 <w:rFonts w:ascii="Avenir Next" w:hAnsi="Avenir Next" w:cs="Avenir Next" w:eastAsia="Avenir Next"/>
                 <w:b/>
                 <w:color w:val="003A70"/>
+                <w:sz w:val="22"/>
+                <w:szCs w:val="18"/>
+              </w:rPr>
+              <w:t xml:space="preserve">•</w:t>
+            </w:r>
+            <w:r>
+              <w:rPr>
+                <w:rFonts w:ascii="Avenir Next" w:hAnsi="Avenir Next" w:cs="Avenir Next" w:eastAsia="Avenir Next"/>
+                <w:color w:val="1A1A1A"/>
                 <w:sz w:val="18"/>
                 <w:szCs w:val="18"/>
               </w:rPr>
-              <w:t xml:space="preserve">•</w:t>
-            </w:r>
-            <w:r>
-              <w:rPr>
-                <w:rFonts w:ascii="Avenir Next" w:hAnsi="Avenir Next" w:cs="Avenir Next" w:eastAsia="Avenir Next"/>
-                <w:color w:val="1A1A1A"/>
-                <w:sz w:val="18"/>
+              <w:tab/>
+            </w:r>
+            <w:r>
+              <w:rPr>
+                <w:rFonts w:ascii="Avenir Next" w:hAnsi="Avenir Next" w:cs="Avenir Next" w:eastAsia="Avenir Next"/>
+                <w:b/>
+                <w:color w:val="1A1A1A"/>
+                <w:sz w:val="22"/>
                 <w:szCs w:val="18"/>
               </w:rPr>
-              <w:tab/>
-            </w:r>
-            <w:r>
-              <w:rPr>
-                <w:rFonts w:ascii="Avenir Next" w:hAnsi="Avenir Next" w:cs="Avenir Next" w:eastAsia="Avenir Next"/>
-                <w:b/>
-                <w:color w:val="1A1A1A"/>
-                <w:sz w:val="18"/>
-                <w:szCs w:val="18"/>
-              </w:rPr>
               <w:t xml:space="preserve">Decompose</w:t>
             </w:r>
             <w:r>
               <w:rPr>
                 <w:rFonts w:ascii="Avenir Next" w:hAnsi="Avenir Next" w:cs="Avenir Next" w:eastAsia="Avenir Next"/>
                 <w:color w:val="1A1A1A"/>
-                <w:sz w:val="18"/>
+                <w:sz w:val="22"/>
                 <w:szCs w:val="18"/>
               </w:rPr>
               <w:t xml:space="preserve"> a trapezoid into a rectangle and one or two triangles.</w:t>
@@ -232,44 +234,44 @@
                 <w:rFonts w:ascii="Avenir Next" w:hAnsi="Avenir Next" w:cs="Avenir Next" w:eastAsia="Avenir Next"/>
                 <w:b/>
                 <w:color w:val="003A70"/>
+                <w:sz w:val="22"/>
+                <w:szCs w:val="18"/>
+              </w:rPr>
+              <w:t xml:space="preserve">•</w:t>
+            </w:r>
+            <w:r>
+              <w:rPr>
+                <w:rFonts w:ascii="Avenir Next" w:hAnsi="Avenir Next" w:cs="Avenir Next" w:eastAsia="Avenir Next"/>
+                <w:color w:val="1A1A1A"/>
                 <w:sz w:val="18"/>
                 <w:szCs w:val="18"/>
               </w:rPr>
-              <w:t xml:space="preserve">•</w:t>
-            </w:r>
-            <w:r>
-              <w:rPr>
-                <w:rFonts w:ascii="Avenir Next" w:hAnsi="Avenir Next" w:cs="Avenir Next" w:eastAsia="Avenir Next"/>
-                <w:color w:val="1A1A1A"/>
-                <w:sz w:val="18"/>
+              <w:tab/>
+            </w:r>
+            <w:r>
+              <w:rPr>
+                <w:rFonts w:ascii="Avenir Next" w:hAnsi="Avenir Next" w:cs="Avenir Next" w:eastAsia="Avenir Next"/>
+                <w:color w:val="1A1A1A"/>
+                <w:sz w:val="22"/>
                 <w:szCs w:val="18"/>
               </w:rPr>
-              <w:tab/>
-            </w:r>
-            <w:r>
-              <w:rPr>
-                <w:rFonts w:ascii="Avenir Next" w:hAnsi="Avenir Next" w:cs="Avenir Next" w:eastAsia="Avenir Next"/>
-                <w:color w:val="1A1A1A"/>
-                <w:sz w:val="18"/>
+              <w:t xml:space="preserve">Find the area of each piece, then </w:t>
+            </w:r>
+            <w:r>
+              <w:rPr>
+                <w:rFonts w:ascii="Avenir Next" w:hAnsi="Avenir Next" w:cs="Avenir Next" w:eastAsia="Avenir Next"/>
+                <w:b/>
+                <w:color w:val="1A1A1A"/>
+                <w:sz w:val="22"/>
                 <w:szCs w:val="18"/>
               </w:rPr>
-              <w:t xml:space="preserve">Find the area of each piece, then </w:t>
-            </w:r>
-            <w:r>
-              <w:rPr>
-                <w:rFonts w:ascii="Avenir Next" w:hAnsi="Avenir Next" w:cs="Avenir Next" w:eastAsia="Avenir Next"/>
-                <w:b/>
-                <w:color w:val="1A1A1A"/>
-                <w:sz w:val="18"/>
-                <w:szCs w:val="18"/>
-              </w:rPr>
               <w:t xml:space="preserve">add</w:t>
             </w:r>
             <w:r>
               <w:rPr>
                 <w:rFonts w:ascii="Avenir Next" w:hAnsi="Avenir Next" w:cs="Avenir Next" w:eastAsia="Avenir Next"/>
                 <w:color w:val="1A1A1A"/>
-                <w:sz w:val="18"/>
+                <w:sz w:val="22"/>
                 <w:szCs w:val="18"/>
               </w:rPr>
               <w:t xml:space="preserve"> the areas.</w:t>
@@ -288,44 +290,44 @@
                 <w:rFonts w:ascii="Avenir Next" w:hAnsi="Avenir Next" w:cs="Avenir Next" w:eastAsia="Avenir Next"/>
                 <w:b/>
                 <w:color w:val="003A70"/>
+                <w:sz w:val="22"/>
+                <w:szCs w:val="18"/>
+              </w:rPr>
+              <w:t xml:space="preserve">•</w:t>
+            </w:r>
+            <w:r>
+              <w:rPr>
+                <w:rFonts w:ascii="Avenir Next" w:hAnsi="Avenir Next" w:cs="Avenir Next" w:eastAsia="Avenir Next"/>
+                <w:color w:val="1A1A1A"/>
                 <w:sz w:val="18"/>
                 <w:szCs w:val="18"/>
               </w:rPr>
-              <w:t xml:space="preserve">•</w:t>
-            </w:r>
-            <w:r>
-              <w:rPr>
-                <w:rFonts w:ascii="Avenir Next" w:hAnsi="Avenir Next" w:cs="Avenir Next" w:eastAsia="Avenir Next"/>
-                <w:color w:val="1A1A1A"/>
-                <w:sz w:val="18"/>
+              <w:tab/>
+            </w:r>
+            <w:r>
+              <w:rPr>
+                <w:rFonts w:ascii="Avenir Next" w:hAnsi="Avenir Next" w:cs="Avenir Next" w:eastAsia="Avenir Next"/>
+                <w:color w:val="1A1A1A"/>
+                <w:sz w:val="22"/>
                 <w:szCs w:val="18"/>
               </w:rPr>
-              <w:tab/>
-            </w:r>
-            <w:r>
-              <w:rPr>
-                <w:rFonts w:ascii="Avenir Next" w:hAnsi="Avenir Next" w:cs="Avenir Next" w:eastAsia="Avenir Next"/>
-                <w:color w:val="1A1A1A"/>
-                <w:sz w:val="18"/>
+              <w:t xml:space="preserve">When you cut off a rectangle, the triangle bases together equal the </w:t>
+            </w:r>
+            <w:r>
+              <w:rPr>
+                <w:rFonts w:ascii="Avenir Next" w:hAnsi="Avenir Next" w:cs="Avenir Next" w:eastAsia="Avenir Next"/>
+                <w:b/>
+                <w:color w:val="1A1A1A"/>
+                <w:sz w:val="22"/>
                 <w:szCs w:val="18"/>
               </w:rPr>
-              <w:t xml:space="preserve">When you cut off a rectangle, the triangle bases together equal the </w:t>
-            </w:r>
-            <w:r>
-              <w:rPr>
-                <w:rFonts w:ascii="Avenir Next" w:hAnsi="Avenir Next" w:cs="Avenir Next" w:eastAsia="Avenir Next"/>
-                <w:b/>
-                <w:color w:val="1A1A1A"/>
-                <w:sz w:val="18"/>
-                <w:szCs w:val="18"/>
-              </w:rPr>
               <w:t xml:space="preserve">difference</w:t>
             </w:r>
             <w:r>
               <w:rPr>
                 <w:rFonts w:ascii="Avenir Next" w:hAnsi="Avenir Next" w:cs="Avenir Next" w:eastAsia="Avenir Next"/>
                 <w:color w:val="1A1A1A"/>
-                <w:sz w:val="18"/>
+                <w:sz w:val="22"/>
                 <w:szCs w:val="18"/>
               </w:rPr>
               <w:t xml:space="preserve"> of the two parallel sides.</w:t>
@@ -340,6 +342,7 @@
           </w:tcPr>
           <w:p>
             <w:pPr>
+              <w:pStyle w:val="Heading2"/>
               <w:spacing w:before="0" w:after="40" w:line="264" w:lineRule="auto"/>
             </w:pPr>
             <w:r>
@@ -362,10 +365,10 @@
               <w:rPr>
                 <w:rFonts w:ascii="Avenir Next" w:hAnsi="Avenir Next" w:cs="Avenir Next" w:eastAsia="Avenir Next"/>
                 <w:color w:val="1A1A1A"/>
-                <w:sz w:val="17"/>
+                <w:sz w:val="22"/>
                 <w:szCs w:val="17"/>
               </w:rPr>
-              <w:t xml:space="preserve">Parallel sides 6 m and 12 m, height 5 m. Find the area.</w:t>
+              <w:t xml:space="preserve">An isosceles trapezoid has parallel sides 6 m and 12 m and height 5 m. Find the area.</w:t>
             </w:r>
           </w:p>
           <w:p>
@@ -381,25 +384,25 @@
                 <w:rFonts w:ascii="Avenir Next" w:hAnsi="Avenir Next" w:cs="Avenir Next" w:eastAsia="Avenir Next"/>
                 <w:b/>
                 <w:color w:val="003A70"/>
+                <w:sz w:val="22"/>
+                <w:szCs w:val="17"/>
+              </w:rPr>
+              <w:t xml:space="preserve">Step 1</w:t>
+            </w:r>
+            <w:r>
+              <w:rPr>
+                <w:rFonts w:ascii="Avenir Next" w:hAnsi="Avenir Next" w:cs="Avenir Next" w:eastAsia="Avenir Next"/>
+                <w:color w:val="1A1A1A"/>
                 <w:sz w:val="17"/>
                 <w:szCs w:val="17"/>
               </w:rPr>
-              <w:t xml:space="preserve">Step 1</w:t>
-            </w:r>
-            <w:r>
-              <w:rPr>
-                <w:rFonts w:ascii="Avenir Next" w:hAnsi="Avenir Next" w:cs="Avenir Next" w:eastAsia="Avenir Next"/>
-                <w:color w:val="1A1A1A"/>
-                <w:sz w:val="17"/>
-                <w:szCs w:val="17"/>
-              </w:rPr>
               <w:tab/>
             </w:r>
             <w:r>
               <w:rPr>
                 <w:rFonts w:ascii="Avenir Next" w:hAnsi="Avenir Next" w:cs="Avenir Next" w:eastAsia="Avenir Next"/>
                 <w:color w:val="1A1A1A"/>
-                <w:sz w:val="17"/>
+                <w:sz w:val="22"/>
                 <w:szCs w:val="17"/>
               </w:rPr>
               <w:t xml:space="preserve">Rectangle: 6 × 5 = 30</w:t>
@@ -418,25 +421,25 @@
                 <w:rFonts w:ascii="Avenir Next" w:hAnsi="Avenir Next" w:cs="Avenir Next" w:eastAsia="Avenir Next"/>
                 <w:b/>
                 <w:color w:val="003A70"/>
+                <w:sz w:val="22"/>
+                <w:szCs w:val="17"/>
+              </w:rPr>
+              <w:t xml:space="preserve">Step 2</w:t>
+            </w:r>
+            <w:r>
+              <w:rPr>
+                <w:rFonts w:ascii="Avenir Next" w:hAnsi="Avenir Next" w:cs="Avenir Next" w:eastAsia="Avenir Next"/>
+                <w:color w:val="1A1A1A"/>
                 <w:sz w:val="17"/>
                 <w:szCs w:val="17"/>
               </w:rPr>
-              <w:t xml:space="preserve">Step 2</w:t>
-            </w:r>
-            <w:r>
-              <w:rPr>
-                <w:rFonts w:ascii="Avenir Next" w:hAnsi="Avenir Next" w:cs="Avenir Next" w:eastAsia="Avenir Next"/>
-                <w:color w:val="1A1A1A"/>
-                <w:sz w:val="17"/>
-                <w:szCs w:val="17"/>
-              </w:rPr>
               <w:tab/>
             </w:r>
             <w:r>
               <w:rPr>
                 <w:rFonts w:ascii="Avenir Next" w:hAnsi="Avenir Next" w:cs="Avenir Next" w:eastAsia="Avenir Next"/>
                 <w:color w:val="1A1A1A"/>
-                <w:sz w:val="17"/>
+                <w:sz w:val="22"/>
                 <w:szCs w:val="17"/>
               </w:rPr>
               <w:t xml:space="preserve">Triangle bases: (12 − 6) ÷ 2 = 3 m each</w:t>
@@ -455,25 +458,25 @@
                 <w:rFonts w:ascii="Avenir Next" w:hAnsi="Avenir Next" w:cs="Avenir Next" w:eastAsia="Avenir Next"/>
                 <w:b/>
                 <w:color w:val="003A70"/>
+                <w:sz w:val="22"/>
+                <w:szCs w:val="17"/>
+              </w:rPr>
+              <w:t xml:space="preserve">Step 3</w:t>
+            </w:r>
+            <w:r>
+              <w:rPr>
+                <w:rFonts w:ascii="Avenir Next" w:hAnsi="Avenir Next" w:cs="Avenir Next" w:eastAsia="Avenir Next"/>
+                <w:color w:val="1A1A1A"/>
                 <w:sz w:val="17"/>
                 <w:szCs w:val="17"/>
               </w:rPr>
-              <w:t xml:space="preserve">Step 3</w:t>
-            </w:r>
-            <w:r>
-              <w:rPr>
-                <w:rFonts w:ascii="Avenir Next" w:hAnsi="Avenir Next" w:cs="Avenir Next" w:eastAsia="Avenir Next"/>
-                <w:color w:val="1A1A1A"/>
-                <w:sz w:val="17"/>
-                <w:szCs w:val="17"/>
-              </w:rPr>
               <w:tab/>
             </w:r>
             <w:r>
               <w:rPr>
                 <w:rFonts w:ascii="Avenir Next" w:hAnsi="Avenir Next" w:cs="Avenir Next" w:eastAsia="Avenir Next"/>
                 <w:color w:val="1A1A1A"/>
-                <w:sz w:val="17"/>
+                <w:sz w:val="22"/>
                 <w:szCs w:val="17"/>
               </w:rPr>
               <w:t xml:space="preserve">Triangles: 2 × (½ × 3 × 5) = 15</w:t>
@@ -492,25 +495,25 @@
                 <w:rFonts w:ascii="Avenir Next" w:hAnsi="Avenir Next" w:cs="Avenir Next" w:eastAsia="Avenir Next"/>
                 <w:b/>
                 <w:color w:val="003A70"/>
+                <w:sz w:val="22"/>
+                <w:szCs w:val="17"/>
+              </w:rPr>
+              <w:t xml:space="preserve">Step 4</w:t>
+            </w:r>
+            <w:r>
+              <w:rPr>
+                <w:rFonts w:ascii="Avenir Next" w:hAnsi="Avenir Next" w:cs="Avenir Next" w:eastAsia="Avenir Next"/>
+                <w:color w:val="1A1A1A"/>
                 <w:sz w:val="17"/>
                 <w:szCs w:val="17"/>
               </w:rPr>
-              <w:t xml:space="preserve">Step 4</w:t>
-            </w:r>
-            <w:r>
-              <w:rPr>
-                <w:rFonts w:ascii="Avenir Next" w:hAnsi="Avenir Next" w:cs="Avenir Next" w:eastAsia="Avenir Next"/>
-                <w:color w:val="1A1A1A"/>
-                <w:sz w:val="17"/>
-                <w:szCs w:val="17"/>
-              </w:rPr>
               <w:tab/>
             </w:r>
             <w:r>
               <w:rPr>
                 <w:rFonts w:ascii="Avenir Next" w:hAnsi="Avenir Next" w:cs="Avenir Next" w:eastAsia="Avenir Next"/>
                 <w:color w:val="1A1A1A"/>
-                <w:sz w:val="17"/>
+                <w:sz w:val="22"/>
                 <w:szCs w:val="17"/>
               </w:rPr>
               <w:t xml:space="preserve">Add: 30 + 15 = 45</w:t>
@@ -529,18 +532,18 @@
                 <w:rFonts w:ascii="Avenir Next" w:hAnsi="Avenir Next" w:cs="Avenir Next" w:eastAsia="Avenir Next"/>
                 <w:b/>
                 <w:color w:val="1A1A1A"/>
+                <w:sz w:val="22"/>
+                <w:szCs w:val="17"/>
+              </w:rPr>
+              <w:t xml:space="preserve">Answer</w:t>
+            </w:r>
+            <w:r>
+              <w:rPr>
+                <w:rFonts w:ascii="Avenir Next" w:hAnsi="Avenir Next" w:cs="Avenir Next" w:eastAsia="Avenir Next"/>
+                <w:color w:val="1A1A1A"/>
                 <w:sz w:val="17"/>
                 <w:szCs w:val="17"/>
               </w:rPr>
-              <w:t xml:space="preserve">Answer</w:t>
-            </w:r>
-            <w:r>
-              <w:rPr>
-                <w:rFonts w:ascii="Avenir Next" w:hAnsi="Avenir Next" w:cs="Avenir Next" w:eastAsia="Avenir Next"/>
-                <w:color w:val="1A1A1A"/>
-                <w:sz w:val="17"/>
-                <w:szCs w:val="17"/>
-              </w:rPr>
               <w:tab/>
             </w:r>
             <w:r>
@@ -548,7 +551,7 @@
                 <w:rFonts w:ascii="Avenir Next" w:hAnsi="Avenir Next" w:cs="Avenir Next" w:eastAsia="Avenir Next"/>
                 <w:b/>
                 <w:color w:val="1A1A1A"/>
-                <w:sz w:val="17"/>
+                <w:sz w:val="22"/>
                 <w:szCs w:val="17"/>
               </w:rPr>
               <w:t xml:space="preserve">45 m²</w:t>
@@ -598,6 +601,7 @@
           </w:tcPr>
           <w:p>
             <w:pPr>
+              <w:pStyle w:val="Heading2"/>
               <w:spacing w:before="0" w:after="40" w:line="264" w:lineRule="auto"/>
             </w:pPr>
             <w:r>
@@ -621,7 +625,7 @@
                 <w:rFonts w:ascii="Avenir Next" w:hAnsi="Avenir Next" w:cs="Avenir Next" w:eastAsia="Avenir Next"/>
                 <w:b/>
                 <w:color w:val="1A1A1A"/>
-                <w:sz w:val="21"/>
+                <w:sz w:val="22"/>
                 <w:szCs w:val="21"/>
               </w:rPr>
               <w:t xml:space="preserve">trapezoid</w:t>
@@ -630,7 +634,7 @@
               <w:rPr>
                 <w:rFonts w:ascii="Avenir Next" w:hAnsi="Avenir Next" w:cs="Avenir Next" w:eastAsia="Avenir Next"/>
                 <w:color w:val="5A5F66"/>
-                <w:sz w:val="21"/>
+                <w:sz w:val="22"/>
                 <w:szCs w:val="21"/>
               </w:rPr>
               <w:t xml:space="preserve"> — </w:t>
@@ -639,7 +643,7 @@
               <w:rPr>
                 <w:rFonts w:ascii="Avenir Next" w:hAnsi="Avenir Next" w:cs="Avenir Next" w:eastAsia="Avenir Next"/>
                 <w:color w:val="1A1A1A"/>
-                <w:sz w:val="21"/>
+                <w:sz w:val="22"/>
                 <w:szCs w:val="21"/>
               </w:rPr>
               <w:t xml:space="preserve">4 sides, one pair of parallel sides</w:t>
@@ -654,7 +658,7 @@
                 <w:rFonts w:ascii="Avenir Next" w:hAnsi="Avenir Next" w:cs="Avenir Next" w:eastAsia="Avenir Next"/>
                 <w:b/>
                 <w:color w:val="1A1A1A"/>
-                <w:sz w:val="21"/>
+                <w:sz w:val="22"/>
                 <w:szCs w:val="21"/>
               </w:rPr>
               <w:t xml:space="preserve">parallel</w:t>
@@ -663,7 +667,7 @@
               <w:rPr>
                 <w:rFonts w:ascii="Avenir Next" w:hAnsi="Avenir Next" w:cs="Avenir Next" w:eastAsia="Avenir Next"/>
                 <w:color w:val="5A5F66"/>
-                <w:sz w:val="21"/>
+                <w:sz w:val="22"/>
                 <w:szCs w:val="21"/>
               </w:rPr>
               <w:t xml:space="preserve"> — </w:t>
@@ -672,7 +676,7 @@
               <w:rPr>
                 <w:rFonts w:ascii="Avenir Next" w:hAnsi="Avenir Next" w:cs="Avenir Next" w:eastAsia="Avenir Next"/>
                 <w:color w:val="1A1A1A"/>
-                <w:sz w:val="21"/>
+                <w:sz w:val="22"/>
                 <w:szCs w:val="21"/>
               </w:rPr>
               <w:t xml:space="preserve">always the same distance apart</w:t>
@@ -698,7 +702,7 @@
                 <w:rFonts w:ascii="Avenir Next" w:hAnsi="Avenir Next" w:cs="Avenir Next" w:eastAsia="Avenir Next"/>
                 <w:b/>
                 <w:color w:val="1A1A1A"/>
-                <w:sz w:val="21"/>
+                <w:sz w:val="22"/>
                 <w:szCs w:val="21"/>
               </w:rPr>
               <w:t xml:space="preserve">decompose</w:t>
@@ -707,7 +711,7 @@
               <w:rPr>
                 <w:rFonts w:ascii="Avenir Next" w:hAnsi="Avenir Next" w:cs="Avenir Next" w:eastAsia="Avenir Next"/>
                 <w:color w:val="5A5F66"/>
-                <w:sz w:val="21"/>
+                <w:sz w:val="22"/>
                 <w:szCs w:val="21"/>
               </w:rPr>
               <w:t xml:space="preserve"> — </w:t>
@@ -716,7 +720,7 @@
               <w:rPr>
                 <w:rFonts w:ascii="Avenir Next" w:hAnsi="Avenir Next" w:cs="Avenir Next" w:eastAsia="Avenir Next"/>
                 <w:color w:val="1A1A1A"/>
-                <w:sz w:val="21"/>
+                <w:sz w:val="22"/>
                 <w:szCs w:val="21"/>
               </w:rPr>
               <w:t xml:space="preserve">cut into smaller shapes</w:t>
@@ -731,7 +735,7 @@
                 <w:rFonts w:ascii="Avenir Next" w:hAnsi="Avenir Next" w:cs="Avenir Next" w:eastAsia="Avenir Next"/>
                 <w:b/>
                 <w:color w:val="1A1A1A"/>
-                <w:sz w:val="21"/>
+                <w:sz w:val="22"/>
                 <w:szCs w:val="21"/>
               </w:rPr>
               <w:t xml:space="preserve">triangle area</w:t>
@@ -740,7 +744,7 @@
               <w:rPr>
                 <w:rFonts w:ascii="Avenir Next" w:hAnsi="Avenir Next" w:cs="Avenir Next" w:eastAsia="Avenir Next"/>
                 <w:color w:val="5A5F66"/>
-                <w:sz w:val="21"/>
+                <w:sz w:val="22"/>
                 <w:szCs w:val="21"/>
               </w:rPr>
               <w:t xml:space="preserve"> — </w:t>
@@ -749,7 +753,7 @@
               <w:rPr>
                 <w:rFonts w:ascii="Avenir Next" w:hAnsi="Avenir Next" w:cs="Avenir Next" w:eastAsia="Avenir Next"/>
                 <w:color w:val="1A1A1A"/>
-                <w:sz w:val="21"/>
+                <w:sz w:val="22"/>
                 <w:szCs w:val="21"/>
               </w:rPr>
               <w:t xml:space="preserve">½ × base × height</w:t>
@@ -760,6 +764,7 @@
     </w:tbl>
     <w:p>
       <w:pPr>
+        <w:pStyle w:val="Heading2"/>
         <w:keepNext/>
         <w:pBdr>
           <w:bottom w:val="single" w:sz="8" w:space="3" w:color="003A70"/>
@@ -775,7 +780,7 @@
           <w:b/>
           <w:color w:val="003A70"/>
           <w:spacing w:val="14"/>
-          <w:sz w:val="21"/>
+          <w:sz w:val="22"/>
           <w:szCs w:val="21"/>
         </w:rPr>
         <w:t xml:space="preserve">PRACTICE</w:t>
@@ -794,7 +799,7 @@
           <w:rFonts w:ascii="Avenir Next" w:hAnsi="Avenir Next" w:cs="Avenir Next" w:eastAsia="Avenir Next"/>
           <w:i/>
           <w:color w:val="5A5F66"/>
-          <w:sz w:val="17"/>
+          <w:sz w:val="22"/>
           <w:szCs w:val="17"/>
         </w:rPr>
         <w:t xml:space="preserve">show your work · label units</w:t>
@@ -924,25 +929,25 @@
                       <w:rFonts w:ascii="Avenir Next" w:hAnsi="Avenir Next" w:cs="Avenir Next" w:eastAsia="Avenir Next"/>
                       <w:b/>
                       <w:color w:val="003A70"/>
+                      <w:sz w:val="22"/>
+                      <w:szCs w:val="18"/>
+                    </w:rPr>
+                    <w:t xml:space="preserve">Step 1</w:t>
+                  </w:r>
+                  <w:r>
+                    <w:rPr>
+                      <w:rFonts w:ascii="Avenir Next" w:hAnsi="Avenir Next" w:cs="Avenir Next" w:eastAsia="Avenir Next"/>
+                      <w:color w:val="1A1A1A"/>
                       <w:sz w:val="18"/>
                       <w:szCs w:val="18"/>
                     </w:rPr>
-                    <w:t xml:space="preserve">Step 1</w:t>
-                  </w:r>
-                  <w:r>
-                    <w:rPr>
-                      <w:rFonts w:ascii="Avenir Next" w:hAnsi="Avenir Next" w:cs="Avenir Next" w:eastAsia="Avenir Next"/>
-                      <w:color w:val="1A1A1A"/>
-                      <w:sz w:val="18"/>
-                      <w:szCs w:val="18"/>
-                    </w:rPr>
                     <w:tab/>
                   </w:r>
                   <w:r>
                     <w:rPr>
                       <w:rFonts w:ascii="Avenir Next" w:hAnsi="Avenir Next" w:cs="Avenir Next" w:eastAsia="Avenir Next"/>
                       <w:color w:val="1A1A1A"/>
-                      <w:sz w:val="21"/>
+                      <w:sz w:val="22"/>
                       <w:szCs w:val="21"/>
                     </w:rPr>
                     <w:t xml:space="preserve">First find the rectangle: top × height.</w:t>
@@ -962,25 +967,25 @@
                       <w:rFonts w:ascii="Avenir Next" w:hAnsi="Avenir Next" w:cs="Avenir Next" w:eastAsia="Avenir Next"/>
                       <w:b/>
                       <w:color w:val="003A70"/>
+                      <w:sz w:val="22"/>
+                      <w:szCs w:val="18"/>
+                    </w:rPr>
+                    <w:t xml:space="preserve">Step 2</w:t>
+                  </w:r>
+                  <w:r>
+                    <w:rPr>
+                      <w:rFonts w:ascii="Avenir Next" w:hAnsi="Avenir Next" w:cs="Avenir Next" w:eastAsia="Avenir Next"/>
+                      <w:color w:val="1A1A1A"/>
                       <w:sz w:val="18"/>
                       <w:szCs w:val="18"/>
                     </w:rPr>
-                    <w:t xml:space="preserve">Step 2</w:t>
-                  </w:r>
-                  <w:r>
-                    <w:rPr>
-                      <w:rFonts w:ascii="Avenir Next" w:hAnsi="Avenir Next" w:cs="Avenir Next" w:eastAsia="Avenir Next"/>
-                      <w:color w:val="1A1A1A"/>
-                      <w:sz w:val="18"/>
-                      <w:szCs w:val="18"/>
-                    </w:rPr>
                     <w:tab/>
                   </w:r>
                   <w:r>
                     <w:rPr>
                       <w:rFonts w:ascii="Avenir Next" w:hAnsi="Avenir Next" w:cs="Avenir Next" w:eastAsia="Avenir Next"/>
                       <w:color w:val="1A1A1A"/>
-                      <w:sz w:val="21"/>
+                      <w:sz w:val="22"/>
                       <w:szCs w:val="21"/>
                     </w:rPr>
                     <w:t xml:space="preserve">Then find one triangle: ½ × base × height.</w:t>
@@ -1000,25 +1005,25 @@
                       <w:rFonts w:ascii="Avenir Next" w:hAnsi="Avenir Next" w:cs="Avenir Next" w:eastAsia="Avenir Next"/>
                       <w:b/>
                       <w:color w:val="003A70"/>
+                      <w:sz w:val="22"/>
+                      <w:szCs w:val="18"/>
+                    </w:rPr>
+                    <w:t xml:space="preserve">Step 3</w:t>
+                  </w:r>
+                  <w:r>
+                    <w:rPr>
+                      <w:rFonts w:ascii="Avenir Next" w:hAnsi="Avenir Next" w:cs="Avenir Next" w:eastAsia="Avenir Next"/>
+                      <w:color w:val="1A1A1A"/>
                       <w:sz w:val="18"/>
                       <w:szCs w:val="18"/>
                     </w:rPr>
-                    <w:t xml:space="preserve">Step 3</w:t>
-                  </w:r>
-                  <w:r>
-                    <w:rPr>
-                      <w:rFonts w:ascii="Avenir Next" w:hAnsi="Avenir Next" w:cs="Avenir Next" w:eastAsia="Avenir Next"/>
-                      <w:color w:val="1A1A1A"/>
-                      <w:sz w:val="18"/>
-                      <w:szCs w:val="18"/>
-                    </w:rPr>
                     <w:tab/>
                   </w:r>
                   <w:r>
                     <w:rPr>
                       <w:rFonts w:ascii="Avenir Next" w:hAnsi="Avenir Next" w:cs="Avenir Next" w:eastAsia="Avenir Next"/>
                       <w:color w:val="1A1A1A"/>
-                      <w:sz w:val="21"/>
+                      <w:sz w:val="22"/>
                       <w:szCs w:val="21"/>
                     </w:rPr>
                     <w:t xml:space="preserve">Add the rectangle and both triangles.</w:t>
@@ -1169,25 +1174,25 @@
                       <w:rFonts w:ascii="Avenir Next" w:hAnsi="Avenir Next" w:cs="Avenir Next" w:eastAsia="Avenir Next"/>
                       <w:b/>
                       <w:color w:val="1A1A1A"/>
+                      <w:sz w:val="22"/>
+                      <w:szCs w:val="18"/>
+                    </w:rPr>
+                    <w:t xml:space="preserve">Area of trapezoid</w:t>
+                  </w:r>
+                  <w:r>
+                    <w:rPr>
+                      <w:rFonts w:ascii="Avenir Next" w:hAnsi="Avenir Next" w:cs="Avenir Next" w:eastAsia="Avenir Next"/>
+                      <w:color w:val="1A1A1A"/>
                       <w:sz w:val="18"/>
                       <w:szCs w:val="18"/>
                     </w:rPr>
-                    <w:t xml:space="preserve">Area of trapezoid</w:t>
-                  </w:r>
-                  <w:r>
-                    <w:rPr>
-                      <w:rFonts w:ascii="Avenir Next" w:hAnsi="Avenir Next" w:cs="Avenir Next" w:eastAsia="Avenir Next"/>
-                      <w:color w:val="1A1A1A"/>
-                      <w:sz w:val="18"/>
-                      <w:szCs w:val="18"/>
-                    </w:rPr>
                     <w:tab/>
                   </w:r>
                   <w:r>
                     <w:rPr>
                       <w:rFonts w:ascii="Avenir Next" w:hAnsi="Avenir Next" w:cs="Avenir Next" w:eastAsia="Avenir Next"/>
                       <w:color w:val="1A1A1A"/>
-                      <w:sz w:val="18"/>
+                      <w:sz w:val="22"/>
                       <w:szCs w:val="18"/>
                     </w:rPr>
                     <w:t xml:space="preserve">  cm²</w:t>
@@ -1208,7 +1213,7 @@
                     <w:drawing>
                       <wp:inline distT="0" distB="0" distL="0" distR="0">
                         <wp:extent cx="1920240" cy="877610"/>
-                        <wp:docPr id="1" name="Figure 1"/>
+                        <wp:docPr id="1" name="Figure 1" descr="Polygon. Labels: 0, 10 cm, 2, 6 cm. Vertices: 0, 0, 5, 0, 4, 2, 1, 2. Dashed: 1, 0, 1, 2, 4 cm, 4, 0, 4, 2."/>
                         <a:graphic xmlns:a="http://schemas.openxmlformats.org/drawingml/2006/main">
                           <a:graphicData uri="http://schemas.openxmlformats.org/drawingml/2006/picture">
                             <pic:pic xmlns:pic="http://schemas.openxmlformats.org/drawingml/2006/picture">
@@ -1378,25 +1383,25 @@
                       <w:rFonts w:ascii="Avenir Next" w:hAnsi="Avenir Next" w:cs="Avenir Next" w:eastAsia="Avenir Next"/>
                       <w:b/>
                       <w:color w:val="003A70"/>
+                      <w:sz w:val="22"/>
+                      <w:szCs w:val="18"/>
+                    </w:rPr>
+                    <w:t xml:space="preserve">Step 1</w:t>
+                  </w:r>
+                  <w:r>
+                    <w:rPr>
+                      <w:rFonts w:ascii="Avenir Next" w:hAnsi="Avenir Next" w:cs="Avenir Next" w:eastAsia="Avenir Next"/>
+                      <w:color w:val="1A1A1A"/>
                       <w:sz w:val="18"/>
                       <w:szCs w:val="18"/>
                     </w:rPr>
-                    <w:t xml:space="preserve">Step 1</w:t>
-                  </w:r>
-                  <w:r>
-                    <w:rPr>
-                      <w:rFonts w:ascii="Avenir Next" w:hAnsi="Avenir Next" w:cs="Avenir Next" w:eastAsia="Avenir Next"/>
-                      <w:color w:val="1A1A1A"/>
-                      <w:sz w:val="18"/>
-                      <w:szCs w:val="18"/>
-                    </w:rPr>
                     <w:tab/>
                   </w:r>
                   <w:r>
                     <w:rPr>
                       <w:rFonts w:ascii="Avenir Next" w:hAnsi="Avenir Next" w:cs="Avenir Next" w:eastAsia="Avenir Next"/>
                       <w:color w:val="1A1A1A"/>
-                      <w:sz w:val="21"/>
+                      <w:sz w:val="22"/>
                       <w:szCs w:val="21"/>
                     </w:rPr>
                     <w:t xml:space="preserve">Rectangle: short side × height.</w:t>
@@ -1416,25 +1421,25 @@
                       <w:rFonts w:ascii="Avenir Next" w:hAnsi="Avenir Next" w:cs="Avenir Next" w:eastAsia="Avenir Next"/>
                       <w:b/>
                       <w:color w:val="003A70"/>
+                      <w:sz w:val="22"/>
+                      <w:szCs w:val="18"/>
+                    </w:rPr>
+                    <w:t xml:space="preserve">Step 2</w:t>
+                  </w:r>
+                  <w:r>
+                    <w:rPr>
+                      <w:rFonts w:ascii="Avenir Next" w:hAnsi="Avenir Next" w:cs="Avenir Next" w:eastAsia="Avenir Next"/>
+                      <w:color w:val="1A1A1A"/>
                       <w:sz w:val="18"/>
                       <w:szCs w:val="18"/>
                     </w:rPr>
-                    <w:t xml:space="preserve">Step 2</w:t>
-                  </w:r>
-                  <w:r>
-                    <w:rPr>
-                      <w:rFonts w:ascii="Avenir Next" w:hAnsi="Avenir Next" w:cs="Avenir Next" w:eastAsia="Avenir Next"/>
-                      <w:color w:val="1A1A1A"/>
-                      <w:sz w:val="18"/>
-                      <w:szCs w:val="18"/>
-                    </w:rPr>
                     <w:tab/>
                   </w:r>
                   <w:r>
                     <w:rPr>
                       <w:rFonts w:ascii="Avenir Next" w:hAnsi="Avenir Next" w:cs="Avenir Next" w:eastAsia="Avenir Next"/>
                       <w:color w:val="1A1A1A"/>
-                      <w:sz w:val="21"/>
+                      <w:sz w:val="22"/>
                       <w:szCs w:val="21"/>
                     </w:rPr>
                     <w:t xml:space="preserve">Triangle base: 12 − 7.</w:t>
@@ -1454,25 +1459,25 @@
                       <w:rFonts w:ascii="Avenir Next" w:hAnsi="Avenir Next" w:cs="Avenir Next" w:eastAsia="Avenir Next"/>
                       <w:b/>
                       <w:color w:val="003A70"/>
+                      <w:sz w:val="22"/>
+                      <w:szCs w:val="18"/>
+                    </w:rPr>
+                    <w:t xml:space="preserve">Step 3</w:t>
+                  </w:r>
+                  <w:r>
+                    <w:rPr>
+                      <w:rFonts w:ascii="Avenir Next" w:hAnsi="Avenir Next" w:cs="Avenir Next" w:eastAsia="Avenir Next"/>
+                      <w:color w:val="1A1A1A"/>
                       <w:sz w:val="18"/>
                       <w:szCs w:val="18"/>
                     </w:rPr>
-                    <w:t xml:space="preserve">Step 3</w:t>
-                  </w:r>
-                  <w:r>
-                    <w:rPr>
-                      <w:rFonts w:ascii="Avenir Next" w:hAnsi="Avenir Next" w:cs="Avenir Next" w:eastAsia="Avenir Next"/>
-                      <w:color w:val="1A1A1A"/>
-                      <w:sz w:val="18"/>
-                      <w:szCs w:val="18"/>
-                    </w:rPr>
                     <w:tab/>
                   </w:r>
                   <w:r>
                     <w:rPr>
                       <w:rFonts w:ascii="Avenir Next" w:hAnsi="Avenir Next" w:cs="Avenir Next" w:eastAsia="Avenir Next"/>
                       <w:color w:val="1A1A1A"/>
-                      <w:sz w:val="21"/>
+                      <w:sz w:val="22"/>
                       <w:szCs w:val="21"/>
                     </w:rPr>
                     <w:t xml:space="preserve">Add the two areas.</w:t>
@@ -1549,25 +1554,25 @@
                       <w:rFonts w:ascii="Avenir Next" w:hAnsi="Avenir Next" w:cs="Avenir Next" w:eastAsia="Avenir Next"/>
                       <w:b/>
                       <w:color w:val="1A1A1A"/>
+                      <w:sz w:val="22"/>
+                      <w:szCs w:val="18"/>
+                    </w:rPr>
+                    <w:t xml:space="preserve">Answer</w:t>
+                  </w:r>
+                  <w:r>
+                    <w:rPr>
+                      <w:rFonts w:ascii="Avenir Next" w:hAnsi="Avenir Next" w:cs="Avenir Next" w:eastAsia="Avenir Next"/>
+                      <w:color w:val="1A1A1A"/>
                       <w:sz w:val="18"/>
                       <w:szCs w:val="18"/>
                     </w:rPr>
-                    <w:t xml:space="preserve">Answer</w:t>
-                  </w:r>
-                  <w:r>
-                    <w:rPr>
-                      <w:rFonts w:ascii="Avenir Next" w:hAnsi="Avenir Next" w:cs="Avenir Next" w:eastAsia="Avenir Next"/>
-                      <w:color w:val="1A1A1A"/>
-                      <w:sz w:val="18"/>
-                      <w:szCs w:val="18"/>
-                    </w:rPr>
                     <w:tab/>
                   </w:r>
                   <w:r>
                     <w:rPr>
                       <w:rFonts w:ascii="Avenir Next" w:hAnsi="Avenir Next" w:cs="Avenir Next" w:eastAsia="Avenir Next"/>
                       <w:color w:val="1A1A1A"/>
-                      <w:sz w:val="18"/>
+                      <w:sz w:val="22"/>
                       <w:szCs w:val="18"/>
                     </w:rPr>
                     <w:t xml:space="preserve">  in²</w:t>
@@ -1588,7 +1593,7 @@
                     <w:drawing>
                       <wp:inline distT="0" distB="0" distL="0" distR="0">
                         <wp:extent cx="1920240" cy="1068520"/>
-                        <wp:docPr id="2" name="Figure 2"/>
+                        <wp:docPr id="2" name="Figure 2" descr="Right trapezoid. Dims: top: 7 in; base: 12 in; height: 6 in."/>
                         <a:graphic xmlns:a="http://schemas.openxmlformats.org/drawingml/2006/main">
                           <a:graphicData uri="http://schemas.openxmlformats.org/drawingml/2006/picture">
                             <pic:pic xmlns:pic="http://schemas.openxmlformats.org/drawingml/2006/picture">
@@ -1753,25 +1758,25 @@
                 <w:rFonts w:ascii="Avenir Next" w:hAnsi="Avenir Next" w:cs="Avenir Next" w:eastAsia="Avenir Next"/>
                 <w:b/>
                 <w:color w:val="003A70"/>
+                <w:sz w:val="22"/>
+                <w:szCs w:val="18"/>
+              </w:rPr>
+              <w:t xml:space="preserve">Step 1</w:t>
+            </w:r>
+            <w:r>
+              <w:rPr>
+                <w:rFonts w:ascii="Avenir Next" w:hAnsi="Avenir Next" w:cs="Avenir Next" w:eastAsia="Avenir Next"/>
+                <w:color w:val="1A1A1A"/>
                 <w:sz w:val="18"/>
                 <w:szCs w:val="18"/>
               </w:rPr>
-              <w:t xml:space="preserve">Step 1</w:t>
-            </w:r>
-            <w:r>
-              <w:rPr>
-                <w:rFonts w:ascii="Avenir Next" w:hAnsi="Avenir Next" w:cs="Avenir Next" w:eastAsia="Avenir Next"/>
-                <w:color w:val="1A1A1A"/>
-                <w:sz w:val="18"/>
-                <w:szCs w:val="18"/>
-              </w:rPr>
               <w:tab/>
             </w:r>
             <w:r>
               <w:rPr>
                 <w:rFonts w:ascii="Avenir Next" w:hAnsi="Avenir Next" w:cs="Avenir Next" w:eastAsia="Avenir Next"/>
                 <w:color w:val="1A1A1A"/>
-                <w:sz w:val="21"/>
+                <w:sz w:val="22"/>
                 <w:szCs w:val="21"/>
               </w:rPr>
               <w:t xml:space="preserve">Rectangle: 3 × 4.</w:t>
@@ -1791,25 +1796,25 @@
                 <w:rFonts w:ascii="Avenir Next" w:hAnsi="Avenir Next" w:cs="Avenir Next" w:eastAsia="Avenir Next"/>
                 <w:b/>
                 <w:color w:val="003A70"/>
+                <w:sz w:val="22"/>
+                <w:szCs w:val="18"/>
+              </w:rPr>
+              <w:t xml:space="preserve">Step 2</w:t>
+            </w:r>
+            <w:r>
+              <w:rPr>
+                <w:rFonts w:ascii="Avenir Next" w:hAnsi="Avenir Next" w:cs="Avenir Next" w:eastAsia="Avenir Next"/>
+                <w:color w:val="1A1A1A"/>
                 <w:sz w:val="18"/>
                 <w:szCs w:val="18"/>
               </w:rPr>
-              <w:t xml:space="preserve">Step 2</w:t>
-            </w:r>
-            <w:r>
-              <w:rPr>
-                <w:rFonts w:ascii="Avenir Next" w:hAnsi="Avenir Next" w:cs="Avenir Next" w:eastAsia="Avenir Next"/>
-                <w:color w:val="1A1A1A"/>
-                <w:sz w:val="18"/>
-                <w:szCs w:val="18"/>
-              </w:rPr>
               <w:tab/>
             </w:r>
             <w:r>
               <w:rPr>
                 <w:rFonts w:ascii="Avenir Next" w:hAnsi="Avenir Next" w:cs="Avenir Next" w:eastAsia="Avenir Next"/>
                 <w:color w:val="1A1A1A"/>
-                <w:sz w:val="21"/>
+                <w:sz w:val="22"/>
                 <w:szCs w:val="21"/>
               </w:rPr>
               <w:t xml:space="preserve">Triangle base: 8 − 3.</w:t>
@@ -1829,25 +1834,25 @@
                 <w:rFonts w:ascii="Avenir Next" w:hAnsi="Avenir Next" w:cs="Avenir Next" w:eastAsia="Avenir Next"/>
                 <w:b/>
                 <w:color w:val="003A70"/>
+                <w:sz w:val="22"/>
+                <w:szCs w:val="18"/>
+              </w:rPr>
+              <w:t xml:space="preserve">Step 3</w:t>
+            </w:r>
+            <w:r>
+              <w:rPr>
+                <w:rFonts w:ascii="Avenir Next" w:hAnsi="Avenir Next" w:cs="Avenir Next" w:eastAsia="Avenir Next"/>
+                <w:color w:val="1A1A1A"/>
                 <w:sz w:val="18"/>
                 <w:szCs w:val="18"/>
               </w:rPr>
-              <w:t xml:space="preserve">Step 3</w:t>
-            </w:r>
-            <w:r>
-              <w:rPr>
-                <w:rFonts w:ascii="Avenir Next" w:hAnsi="Avenir Next" w:cs="Avenir Next" w:eastAsia="Avenir Next"/>
-                <w:color w:val="1A1A1A"/>
-                <w:sz w:val="18"/>
-                <w:szCs w:val="18"/>
-              </w:rPr>
               <w:tab/>
             </w:r>
             <w:r>
               <w:rPr>
                 <w:rFonts w:ascii="Avenir Next" w:hAnsi="Avenir Next" w:cs="Avenir Next" w:eastAsia="Avenir Next"/>
                 <w:color w:val="1A1A1A"/>
-                <w:sz w:val="21"/>
+                <w:sz w:val="22"/>
                 <w:szCs w:val="21"/>
               </w:rPr>
               <w:t xml:space="preserve">Add the two areas.</w:t>
@@ -1924,25 +1929,25 @@
                 <w:rFonts w:ascii="Avenir Next" w:hAnsi="Avenir Next" w:cs="Avenir Next" w:eastAsia="Avenir Next"/>
                 <w:b/>
                 <w:color w:val="1A1A1A"/>
+                <w:sz w:val="22"/>
+                <w:szCs w:val="18"/>
+              </w:rPr>
+              <w:t xml:space="preserve">Answer</w:t>
+            </w:r>
+            <w:r>
+              <w:rPr>
+                <w:rFonts w:ascii="Avenir Next" w:hAnsi="Avenir Next" w:cs="Avenir Next" w:eastAsia="Avenir Next"/>
+                <w:color w:val="1A1A1A"/>
                 <w:sz w:val="18"/>
                 <w:szCs w:val="18"/>
               </w:rPr>
-              <w:t xml:space="preserve">Answer</w:t>
-            </w:r>
-            <w:r>
-              <w:rPr>
-                <w:rFonts w:ascii="Avenir Next" w:hAnsi="Avenir Next" w:cs="Avenir Next" w:eastAsia="Avenir Next"/>
-                <w:color w:val="1A1A1A"/>
-                <w:sz w:val="18"/>
-                <w:szCs w:val="18"/>
-              </w:rPr>
               <w:tab/>
             </w:r>
             <w:r>
               <w:rPr>
                 <w:rFonts w:ascii="Avenir Next" w:hAnsi="Avenir Next" w:cs="Avenir Next" w:eastAsia="Avenir Next"/>
                 <w:color w:val="1A1A1A"/>
-                <w:sz w:val="18"/>
+                <w:sz w:val="22"/>
                 <w:szCs w:val="18"/>
               </w:rPr>
               <w:t xml:space="preserve">  ft²</w:t>
@@ -2094,25 +2099,25 @@
                 <w:rFonts w:ascii="Avenir Next" w:hAnsi="Avenir Next" w:cs="Avenir Next" w:eastAsia="Avenir Next"/>
                 <w:b/>
                 <w:color w:val="003A70"/>
+                <w:sz w:val="22"/>
+                <w:szCs w:val="18"/>
+              </w:rPr>
+              <w:t xml:space="preserve">Step 1</w:t>
+            </w:r>
+            <w:r>
+              <w:rPr>
+                <w:rFonts w:ascii="Avenir Next" w:hAnsi="Avenir Next" w:cs="Avenir Next" w:eastAsia="Avenir Next"/>
+                <w:color w:val="1A1A1A"/>
                 <w:sz w:val="18"/>
                 <w:szCs w:val="18"/>
               </w:rPr>
-              <w:t xml:space="preserve">Step 1</w:t>
-            </w:r>
-            <w:r>
-              <w:rPr>
-                <w:rFonts w:ascii="Avenir Next" w:hAnsi="Avenir Next" w:cs="Avenir Next" w:eastAsia="Avenir Next"/>
-                <w:color w:val="1A1A1A"/>
-                <w:sz w:val="18"/>
-                <w:szCs w:val="18"/>
-              </w:rPr>
               <w:tab/>
             </w:r>
             <w:r>
               <w:rPr>
                 <w:rFonts w:ascii="Avenir Next" w:hAnsi="Avenir Next" w:cs="Avenir Next" w:eastAsia="Avenir Next"/>
                 <w:color w:val="1A1A1A"/>
-                <w:sz w:val="21"/>
+                <w:sz w:val="22"/>
                 <w:szCs w:val="21"/>
               </w:rPr>
               <w:t xml:space="preserve">Find the rectangle.</w:t>
@@ -2132,25 +2137,25 @@
                 <w:rFonts w:ascii="Avenir Next" w:hAnsi="Avenir Next" w:cs="Avenir Next" w:eastAsia="Avenir Next"/>
                 <w:b/>
                 <w:color w:val="003A70"/>
+                <w:sz w:val="22"/>
+                <w:szCs w:val="18"/>
+              </w:rPr>
+              <w:t xml:space="preserve">Step 2</w:t>
+            </w:r>
+            <w:r>
+              <w:rPr>
+                <w:rFonts w:ascii="Avenir Next" w:hAnsi="Avenir Next" w:cs="Avenir Next" w:eastAsia="Avenir Next"/>
+                <w:color w:val="1A1A1A"/>
                 <w:sz w:val="18"/>
                 <w:szCs w:val="18"/>
               </w:rPr>
-              <w:t xml:space="preserve">Step 2</w:t>
-            </w:r>
-            <w:r>
-              <w:rPr>
-                <w:rFonts w:ascii="Avenir Next" w:hAnsi="Avenir Next" w:cs="Avenir Next" w:eastAsia="Avenir Next"/>
-                <w:color w:val="1A1A1A"/>
-                <w:sz w:val="18"/>
-                <w:szCs w:val="18"/>
-              </w:rPr>
               <w:tab/>
             </w:r>
             <w:r>
               <w:rPr>
                 <w:rFonts w:ascii="Avenir Next" w:hAnsi="Avenir Next" w:cs="Avenir Next" w:eastAsia="Avenir Next"/>
                 <w:color w:val="1A1A1A"/>
-                <w:sz w:val="21"/>
+                <w:sz w:val="22"/>
                 <w:szCs w:val="21"/>
               </w:rPr>
               <w:t xml:space="preserve">Split 11 − 5 into two equal triangle bases.</w:t>
@@ -2170,25 +2175,25 @@
                 <w:rFonts w:ascii="Avenir Next" w:hAnsi="Avenir Next" w:cs="Avenir Next" w:eastAsia="Avenir Next"/>
                 <w:b/>
                 <w:color w:val="003A70"/>
+                <w:sz w:val="22"/>
+                <w:szCs w:val="18"/>
+              </w:rPr>
+              <w:t xml:space="preserve">Step 3</w:t>
+            </w:r>
+            <w:r>
+              <w:rPr>
+                <w:rFonts w:ascii="Avenir Next" w:hAnsi="Avenir Next" w:cs="Avenir Next" w:eastAsia="Avenir Next"/>
+                <w:color w:val="1A1A1A"/>
                 <w:sz w:val="18"/>
                 <w:szCs w:val="18"/>
               </w:rPr>
-              <w:t xml:space="preserve">Step 3</w:t>
-            </w:r>
-            <w:r>
-              <w:rPr>
-                <w:rFonts w:ascii="Avenir Next" w:hAnsi="Avenir Next" w:cs="Avenir Next" w:eastAsia="Avenir Next"/>
-                <w:color w:val="1A1A1A"/>
-                <w:sz w:val="18"/>
-                <w:szCs w:val="18"/>
-              </w:rPr>
               <w:tab/>
             </w:r>
             <w:r>
               <w:rPr>
                 <w:rFonts w:ascii="Avenir Next" w:hAnsi="Avenir Next" w:cs="Avenir Next" w:eastAsia="Avenir Next"/>
                 <w:color w:val="1A1A1A"/>
-                <w:sz w:val="21"/>
+                <w:sz w:val="22"/>
                 <w:szCs w:val="21"/>
               </w:rPr>
               <w:t xml:space="preserve">Add all three pieces.</w:t>
@@ -2207,25 +2212,25 @@
                 <w:rFonts w:ascii="Avenir Next" w:hAnsi="Avenir Next" w:cs="Avenir Next" w:eastAsia="Avenir Next"/>
                 <w:b/>
                 <w:color w:val="1A1A1A"/>
+                <w:sz w:val="22"/>
+                <w:szCs w:val="18"/>
+              </w:rPr>
+              <w:t xml:space="preserve">Answer</w:t>
+            </w:r>
+            <w:r>
+              <w:rPr>
+                <w:rFonts w:ascii="Avenir Next" w:hAnsi="Avenir Next" w:cs="Avenir Next" w:eastAsia="Avenir Next"/>
+                <w:color w:val="1A1A1A"/>
                 <w:sz w:val="18"/>
                 <w:szCs w:val="18"/>
               </w:rPr>
-              <w:t xml:space="preserve">Answer</w:t>
-            </w:r>
-            <w:r>
-              <w:rPr>
-                <w:rFonts w:ascii="Avenir Next" w:hAnsi="Avenir Next" w:cs="Avenir Next" w:eastAsia="Avenir Next"/>
-                <w:color w:val="1A1A1A"/>
-                <w:sz w:val="18"/>
-                <w:szCs w:val="18"/>
-              </w:rPr>
               <w:tab/>
             </w:r>
             <w:r>
               <w:rPr>
                 <w:rFonts w:ascii="Avenir Next" w:hAnsi="Avenir Next" w:cs="Avenir Next" w:eastAsia="Avenir Next"/>
                 <w:color w:val="1A1A1A"/>
-                <w:sz w:val="18"/>
+                <w:sz w:val="22"/>
                 <w:szCs w:val="18"/>
               </w:rPr>
               <w:t xml:space="preserve">  ft²</w:t>
@@ -2336,7 +2341,7 @@
                 <w:rFonts w:ascii="Avenir Next" w:hAnsi="Avenir Next" w:cs="Avenir Next" w:eastAsia="Avenir Next"/>
                 <w:b/>
                 <w:color w:val="003A70"/>
-                <w:sz w:val="17"/>
+                <w:sz w:val="22"/>
                 <w:szCs w:val="17"/>
               </w:rPr>
               <w:t xml:space="preserve">Frame  </w:t>
@@ -2346,7 +2351,7 @@
                 <w:rFonts w:ascii="Avenir Next" w:hAnsi="Avenir Next" w:cs="Avenir Next" w:eastAsia="Avenir Next"/>
                 <w:i/>
                 <w:color w:val="1A1A1A"/>
-                <w:sz w:val="18"/>
+                <w:sz w:val="22"/>
                 <w:szCs w:val="18"/>
               </w:rPr>
               <w:t xml:space="preserve">Tomás is wrong because the two triangle bases together are </w:t>
@@ -2366,7 +2371,7 @@
                 <w:rFonts w:ascii="Avenir Next" w:hAnsi="Avenir Next" w:cs="Avenir Next" w:eastAsia="Avenir Next"/>
                 <w:i/>
                 <w:color w:val="1A1A1A"/>
-                <w:sz w:val="18"/>
+                <w:sz w:val="22"/>
                 <w:szCs w:val="18"/>
               </w:rPr>
               <w:t xml:space="preserve">, so each one is </w:t>
@@ -2386,7 +2391,7 @@
                 <w:rFonts w:ascii="Avenir Next" w:hAnsi="Avenir Next" w:cs="Avenir Next" w:eastAsia="Avenir Next"/>
                 <w:i/>
                 <w:color w:val="1A1A1A"/>
-                <w:sz w:val="18"/>
+                <w:sz w:val="22"/>
                 <w:szCs w:val="18"/>
               </w:rPr>
               <w:t xml:space="preserve"> cm.</w:t>
@@ -2515,6 +2520,7 @@
           </w:tcPr>
           <w:p>
             <w:pPr>
+              <w:pStyle w:val="Heading2"/>
               <w:spacing w:before="0" w:after="0" w:line="240" w:lineRule="auto"/>
             </w:pPr>
             <w:r>
@@ -2552,7 +2558,7 @@
               <w:rPr>
                 <w:rFonts w:ascii="Avenir Next" w:hAnsi="Avenir Next" w:cs="Avenir Next" w:eastAsia="Avenir Next"/>
                 <w:color w:val="1A1A1A"/>
-                <w:sz w:val="17"/>
+                <w:sz w:val="22"/>
                 <w:szCs w:val="17"/>
               </w:rPr>
               <w:t xml:space="preserve">  I can do this on my own</w:t>
@@ -2581,7 +2587,7 @@
               <w:rPr>
                 <w:rFonts w:ascii="Avenir Next" w:hAnsi="Avenir Next" w:cs="Avenir Next" w:eastAsia="Avenir Next"/>
                 <w:color w:val="1A1A1A"/>
-                <w:sz w:val="17"/>
+                <w:sz w:val="22"/>
                 <w:szCs w:val="17"/>
               </w:rPr>
               <w:t xml:space="preserve">  I need a little help</w:t>
@@ -2610,7 +2616,7 @@
               <w:rPr>
                 <w:rFonts w:ascii="Avenir Next" w:hAnsi="Avenir Next" w:cs="Avenir Next" w:eastAsia="Avenir Next"/>
                 <w:color w:val="1A1A1A"/>
-                <w:sz w:val="17"/>
+                <w:sz w:val="22"/>
                 <w:szCs w:val="17"/>
               </w:rPr>
               <w:t xml:space="preserve">  I have a question about #</w:t>
@@ -2648,7 +2654,7 @@
         <w:rPr>
           <w:rFonts w:ascii="Avenir Next" w:hAnsi="Avenir Next" w:cs="Avenir Next" w:eastAsia="Avenir Next"/>
           <w:color w:val="5A5F66"/>
-          <w:sz w:val="17"/>
+          <w:sz w:val="22"/>
           <w:szCs w:val="17"/>
         </w:rPr>
         <w:t xml:space="preserve">Find a trapezoid shape at home or outside (a lampshade side, a bag, a roof). Show someone how to cut it into a rectangle and triangles.</w:t>
@@ -2731,14 +2737,15 @@
           <w:caps/>
           <w:color w:val="003A70"/>
           <w:spacing w:val="12"/>
-          <w:sz w:val="21"/>
+          <w:sz w:val="22"/>
           <w:szCs w:val="21"/>
         </w:rPr>
-        <w:t xml:space="preserve">Lesson 5-3  ·  Homework Packet  ·  Level 1  ·  Sheet 2 of 2</w:t>
+        <w:t xml:space="preserve">Lesson 5-3  ·  Homework Packet  ·  Supported  ·  Session 2 · pages 3–4</w:t>
       </w:r>
     </w:p>
     <w:p>
       <w:pPr>
+        <w:pStyle w:val="Heading1"/>
         <w:keepNext/>
         <w:spacing w:before="0" w:after="10" w:line="240" w:lineRule="auto"/>
       </w:pPr>
@@ -2764,7 +2771,7 @@
         <w:rPr>
           <w:rFonts w:ascii="Avenir Next" w:hAnsi="Avenir Next" w:cs="Avenir Next" w:eastAsia="Avenir Next"/>
           <w:color w:val="5A5F66"/>
-          <w:sz w:val="17"/>
+          <w:sz w:val="22"/>
           <w:szCs w:val="17"/>
         </w:rPr>
         <w:t xml:space="preserve">Maryland Standard 6.G.A.1   ·   Learning target — I can find the area of a trapezoid using the trapezoid area formula.</w:t>
@@ -2811,6 +2818,7 @@
           </w:tcPr>
           <w:p>
             <w:pPr>
+              <w:pStyle w:val="Heading2"/>
               <w:spacing w:before="0" w:after="40" w:line="264" w:lineRule="auto"/>
             </w:pPr>
             <w:r>
@@ -2838,54 +2846,54 @@
                 <w:rFonts w:ascii="Avenir Next" w:hAnsi="Avenir Next" w:cs="Avenir Next" w:eastAsia="Avenir Next"/>
                 <w:b/>
                 <w:color w:val="003A70"/>
+                <w:sz w:val="22"/>
+                <w:szCs w:val="18"/>
+              </w:rPr>
+              <w:t xml:space="preserve">•</w:t>
+            </w:r>
+            <w:r>
+              <w:rPr>
+                <w:rFonts w:ascii="Avenir Next" w:hAnsi="Avenir Next" w:cs="Avenir Next" w:eastAsia="Avenir Next"/>
+                <w:color w:val="1A1A1A"/>
                 <w:sz w:val="18"/>
                 <w:szCs w:val="18"/>
               </w:rPr>
-              <w:t xml:space="preserve">•</w:t>
-            </w:r>
-            <w:r>
-              <w:rPr>
-                <w:rFonts w:ascii="Avenir Next" w:hAnsi="Avenir Next" w:cs="Avenir Next" w:eastAsia="Avenir Next"/>
-                <w:color w:val="1A1A1A"/>
-                <w:sz w:val="18"/>
+              <w:tab/>
+            </w:r>
+            <w:r>
+              <w:rPr>
+                <w:rFonts w:ascii="Avenir Next" w:hAnsi="Avenir Next" w:cs="Avenir Next" w:eastAsia="Avenir Next"/>
+                <w:b/>
+                <w:color w:val="1A1A1A"/>
+                <w:sz w:val="22"/>
                 <w:szCs w:val="18"/>
               </w:rPr>
-              <w:tab/>
-            </w:r>
-            <w:r>
-              <w:rPr>
-                <w:rFonts w:ascii="Avenir Next" w:hAnsi="Avenir Next" w:cs="Avenir Next" w:eastAsia="Avenir Next"/>
-                <w:b/>
-                <w:color w:val="1A1A1A"/>
-                <w:sz w:val="18"/>
+              <w:t xml:space="preserve">A = ½ × (b1 + b2) × h</w:t>
+            </w:r>
+            <w:r>
+              <w:rPr>
+                <w:rFonts w:ascii="Avenir Next" w:hAnsi="Avenir Next" w:cs="Avenir Next" w:eastAsia="Avenir Next"/>
+                <w:color w:val="1A1A1A"/>
+                <w:sz w:val="22"/>
                 <w:szCs w:val="18"/>
               </w:rPr>
-              <w:t xml:space="preserve">A = ½ × (b1 + b2) × h</w:t>
-            </w:r>
-            <w:r>
-              <w:rPr>
-                <w:rFonts w:ascii="Avenir Next" w:hAnsi="Avenir Next" w:cs="Avenir Next" w:eastAsia="Avenir Next"/>
-                <w:color w:val="1A1A1A"/>
-                <w:sz w:val="18"/>
+              <w:t xml:space="preserve">. The bases b1 and b2 are the </w:t>
+            </w:r>
+            <w:r>
+              <w:rPr>
+                <w:rFonts w:ascii="Avenir Next" w:hAnsi="Avenir Next" w:cs="Avenir Next" w:eastAsia="Avenir Next"/>
+                <w:b/>
+                <w:color w:val="1A1A1A"/>
+                <w:sz w:val="22"/>
                 <w:szCs w:val="18"/>
               </w:rPr>
-              <w:t xml:space="preserve">. The bases b1 and b2 are the </w:t>
-            </w:r>
-            <w:r>
-              <w:rPr>
-                <w:rFonts w:ascii="Avenir Next" w:hAnsi="Avenir Next" w:cs="Avenir Next" w:eastAsia="Avenir Next"/>
-                <w:b/>
-                <w:color w:val="1A1A1A"/>
-                <w:sz w:val="18"/>
-                <w:szCs w:val="18"/>
-              </w:rPr>
               <w:t xml:space="preserve">parallel</w:t>
             </w:r>
             <w:r>
               <w:rPr>
                 <w:rFonts w:ascii="Avenir Next" w:hAnsi="Avenir Next" w:cs="Avenir Next" w:eastAsia="Avenir Next"/>
                 <w:color w:val="1A1A1A"/>
-                <w:sz w:val="18"/>
+                <w:sz w:val="22"/>
                 <w:szCs w:val="18"/>
               </w:rPr>
               <w:t xml:space="preserve"> sides.</w:t>
@@ -2904,44 +2912,44 @@
                 <w:rFonts w:ascii="Avenir Next" w:hAnsi="Avenir Next" w:cs="Avenir Next" w:eastAsia="Avenir Next"/>
                 <w:b/>
                 <w:color w:val="003A70"/>
+                <w:sz w:val="22"/>
+                <w:szCs w:val="18"/>
+              </w:rPr>
+              <w:t xml:space="preserve">•</w:t>
+            </w:r>
+            <w:r>
+              <w:rPr>
+                <w:rFonts w:ascii="Avenir Next" w:hAnsi="Avenir Next" w:cs="Avenir Next" w:eastAsia="Avenir Next"/>
+                <w:color w:val="1A1A1A"/>
                 <w:sz w:val="18"/>
                 <w:szCs w:val="18"/>
               </w:rPr>
-              <w:t xml:space="preserve">•</w:t>
-            </w:r>
-            <w:r>
-              <w:rPr>
-                <w:rFonts w:ascii="Avenir Next" w:hAnsi="Avenir Next" w:cs="Avenir Next" w:eastAsia="Avenir Next"/>
-                <w:color w:val="1A1A1A"/>
-                <w:sz w:val="18"/>
+              <w:tab/>
+            </w:r>
+            <w:r>
+              <w:rPr>
+                <w:rFonts w:ascii="Avenir Next" w:hAnsi="Avenir Next" w:cs="Avenir Next" w:eastAsia="Avenir Next"/>
+                <w:color w:val="1A1A1A"/>
+                <w:sz w:val="22"/>
                 <w:szCs w:val="18"/>
               </w:rPr>
-              <w:tab/>
-            </w:r>
-            <w:r>
-              <w:rPr>
-                <w:rFonts w:ascii="Avenir Next" w:hAnsi="Avenir Next" w:cs="Avenir Next" w:eastAsia="Avenir Next"/>
-                <w:color w:val="1A1A1A"/>
-                <w:sz w:val="18"/>
+              <w:t xml:space="preserve">Add the bases first, then multiply by the height </w:t>
+            </w:r>
+            <w:r>
+              <w:rPr>
+                <w:rFonts w:ascii="Avenir Next" w:hAnsi="Avenir Next" w:cs="Avenir Next" w:eastAsia="Avenir Next"/>
+                <w:i/>
+                <w:color w:val="1A1A1A"/>
+                <w:sz w:val="22"/>
                 <w:szCs w:val="18"/>
               </w:rPr>
-              <w:t xml:space="preserve">Add the bases first, then multiply by the height </w:t>
-            </w:r>
-            <w:r>
-              <w:rPr>
-                <w:rFonts w:ascii="Avenir Next" w:hAnsi="Avenir Next" w:cs="Avenir Next" w:eastAsia="Avenir Next"/>
-                <w:i/>
-                <w:color w:val="1A1A1A"/>
-                <w:sz w:val="18"/>
-                <w:szCs w:val="18"/>
-              </w:rPr>
               <w:t xml:space="preserve">h</w:t>
             </w:r>
             <w:r>
               <w:rPr>
                 <w:rFonts w:ascii="Avenir Next" w:hAnsi="Avenir Next" w:cs="Avenir Next" w:eastAsia="Avenir Next"/>
                 <w:color w:val="1A1A1A"/>
-                <w:sz w:val="18"/>
+                <w:sz w:val="22"/>
                 <w:szCs w:val="18"/>
               </w:rPr>
               <w:t xml:space="preserve">, then take half.</w:t>
@@ -2956,6 +2964,7 @@
           </w:tcPr>
           <w:p>
             <w:pPr>
+              <w:pStyle w:val="Heading2"/>
               <w:spacing w:before="0" w:after="40" w:line="264" w:lineRule="auto"/>
             </w:pPr>
             <w:r>
@@ -2978,7 +2987,7 @@
               <w:rPr>
                 <w:rFonts w:ascii="Avenir Next" w:hAnsi="Avenir Next" w:cs="Avenir Next" w:eastAsia="Avenir Next"/>
                 <w:color w:val="1A1A1A"/>
-                <w:sz w:val="17"/>
+                <w:sz w:val="22"/>
                 <w:szCs w:val="17"/>
               </w:rPr>
               <w:t xml:space="preserve">Parallel sides 7 cm and 11 cm, height 6 cm. Find the area.</w:t>
@@ -2997,25 +3006,25 @@
                 <w:rFonts w:ascii="Avenir Next" w:hAnsi="Avenir Next" w:cs="Avenir Next" w:eastAsia="Avenir Next"/>
                 <w:b/>
                 <w:color w:val="003A70"/>
+                <w:sz w:val="22"/>
+                <w:szCs w:val="17"/>
+              </w:rPr>
+              <w:t xml:space="preserve">Step 1</w:t>
+            </w:r>
+            <w:r>
+              <w:rPr>
+                <w:rFonts w:ascii="Avenir Next" w:hAnsi="Avenir Next" w:cs="Avenir Next" w:eastAsia="Avenir Next"/>
+                <w:color w:val="1A1A1A"/>
                 <w:sz w:val="17"/>
                 <w:szCs w:val="17"/>
               </w:rPr>
-              <w:t xml:space="preserve">Step 1</w:t>
-            </w:r>
-            <w:r>
-              <w:rPr>
-                <w:rFonts w:ascii="Avenir Next" w:hAnsi="Avenir Next" w:cs="Avenir Next" w:eastAsia="Avenir Next"/>
-                <w:color w:val="1A1A1A"/>
-                <w:sz w:val="17"/>
-                <w:szCs w:val="17"/>
-              </w:rPr>
               <w:tab/>
             </w:r>
             <w:r>
               <w:rPr>
                 <w:rFonts w:ascii="Avenir Next" w:hAnsi="Avenir Next" w:cs="Avenir Next" w:eastAsia="Avenir Next"/>
                 <w:color w:val="1A1A1A"/>
-                <w:sz w:val="17"/>
+                <w:sz w:val="22"/>
                 <w:szCs w:val="17"/>
               </w:rPr>
               <w:t xml:space="preserve">Add the bases: 7 + 11 = 18</w:t>
@@ -3034,25 +3043,25 @@
                 <w:rFonts w:ascii="Avenir Next" w:hAnsi="Avenir Next" w:cs="Avenir Next" w:eastAsia="Avenir Next"/>
                 <w:b/>
                 <w:color w:val="003A70"/>
+                <w:sz w:val="22"/>
+                <w:szCs w:val="17"/>
+              </w:rPr>
+              <w:t xml:space="preserve">Step 2</w:t>
+            </w:r>
+            <w:r>
+              <w:rPr>
+                <w:rFonts w:ascii="Avenir Next" w:hAnsi="Avenir Next" w:cs="Avenir Next" w:eastAsia="Avenir Next"/>
+                <w:color w:val="1A1A1A"/>
                 <w:sz w:val="17"/>
                 <w:szCs w:val="17"/>
               </w:rPr>
-              <w:t xml:space="preserve">Step 2</w:t>
-            </w:r>
-            <w:r>
-              <w:rPr>
-                <w:rFonts w:ascii="Avenir Next" w:hAnsi="Avenir Next" w:cs="Avenir Next" w:eastAsia="Avenir Next"/>
-                <w:color w:val="1A1A1A"/>
-                <w:sz w:val="17"/>
-                <w:szCs w:val="17"/>
-              </w:rPr>
               <w:tab/>
             </w:r>
             <w:r>
               <w:rPr>
                 <w:rFonts w:ascii="Avenir Next" w:hAnsi="Avenir Next" w:cs="Avenir Next" w:eastAsia="Avenir Next"/>
                 <w:color w:val="1A1A1A"/>
-                <w:sz w:val="17"/>
+                <w:sz w:val="22"/>
                 <w:szCs w:val="17"/>
               </w:rPr>
               <w:t xml:space="preserve">Multiply by the height: 18 × 6 = 108</w:t>
@@ -3071,25 +3080,25 @@
                 <w:rFonts w:ascii="Avenir Next" w:hAnsi="Avenir Next" w:cs="Avenir Next" w:eastAsia="Avenir Next"/>
                 <w:b/>
                 <w:color w:val="003A70"/>
+                <w:sz w:val="22"/>
+                <w:szCs w:val="17"/>
+              </w:rPr>
+              <w:t xml:space="preserve">Step 3</w:t>
+            </w:r>
+            <w:r>
+              <w:rPr>
+                <w:rFonts w:ascii="Avenir Next" w:hAnsi="Avenir Next" w:cs="Avenir Next" w:eastAsia="Avenir Next"/>
+                <w:color w:val="1A1A1A"/>
                 <w:sz w:val="17"/>
                 <w:szCs w:val="17"/>
               </w:rPr>
-              <w:t xml:space="preserve">Step 3</w:t>
-            </w:r>
-            <w:r>
-              <w:rPr>
-                <w:rFonts w:ascii="Avenir Next" w:hAnsi="Avenir Next" w:cs="Avenir Next" w:eastAsia="Avenir Next"/>
-                <w:color w:val="1A1A1A"/>
-                <w:sz w:val="17"/>
-                <w:szCs w:val="17"/>
-              </w:rPr>
               <w:tab/>
             </w:r>
             <w:r>
               <w:rPr>
                 <w:rFonts w:ascii="Avenir Next" w:hAnsi="Avenir Next" w:cs="Avenir Next" w:eastAsia="Avenir Next"/>
                 <w:color w:val="1A1A1A"/>
-                <w:sz w:val="17"/>
+                <w:sz w:val="22"/>
                 <w:szCs w:val="17"/>
               </w:rPr>
               <w:t xml:space="preserve">Take half: 108 ÷ 2 = 54</w:t>
@@ -3108,18 +3117,18 @@
                 <w:rFonts w:ascii="Avenir Next" w:hAnsi="Avenir Next" w:cs="Avenir Next" w:eastAsia="Avenir Next"/>
                 <w:b/>
                 <w:color w:val="1A1A1A"/>
+                <w:sz w:val="22"/>
+                <w:szCs w:val="17"/>
+              </w:rPr>
+              <w:t xml:space="preserve">Answer</w:t>
+            </w:r>
+            <w:r>
+              <w:rPr>
+                <w:rFonts w:ascii="Avenir Next" w:hAnsi="Avenir Next" w:cs="Avenir Next" w:eastAsia="Avenir Next"/>
+                <w:color w:val="1A1A1A"/>
                 <w:sz w:val="17"/>
                 <w:szCs w:val="17"/>
               </w:rPr>
-              <w:t xml:space="preserve">Answer</w:t>
-            </w:r>
-            <w:r>
-              <w:rPr>
-                <w:rFonts w:ascii="Avenir Next" w:hAnsi="Avenir Next" w:cs="Avenir Next" w:eastAsia="Avenir Next"/>
-                <w:color w:val="1A1A1A"/>
-                <w:sz w:val="17"/>
-                <w:szCs w:val="17"/>
-              </w:rPr>
               <w:tab/>
             </w:r>
             <w:r>
@@ -3127,7 +3136,7 @@
                 <w:rFonts w:ascii="Avenir Next" w:hAnsi="Avenir Next" w:cs="Avenir Next" w:eastAsia="Avenir Next"/>
                 <w:b/>
                 <w:color w:val="1A1A1A"/>
-                <w:sz w:val="17"/>
+                <w:sz w:val="22"/>
                 <w:szCs w:val="17"/>
               </w:rPr>
               <w:t xml:space="preserve">54 cm²</w:t>
@@ -3177,6 +3186,7 @@
           </w:tcPr>
           <w:p>
             <w:pPr>
+              <w:pStyle w:val="Heading2"/>
               <w:spacing w:before="0" w:after="40" w:line="264" w:lineRule="auto"/>
             </w:pPr>
             <w:r>
@@ -3200,7 +3210,7 @@
                 <w:rFonts w:ascii="Avenir Next" w:hAnsi="Avenir Next" w:cs="Avenir Next" w:eastAsia="Avenir Next"/>
                 <w:b/>
                 <w:color w:val="1A1A1A"/>
-                <w:sz w:val="21"/>
+                <w:sz w:val="22"/>
                 <w:szCs w:val="21"/>
               </w:rPr>
               <w:t xml:space="preserve">base</w:t>
@@ -3209,7 +3219,7 @@
               <w:rPr>
                 <w:rFonts w:ascii="Avenir Next" w:hAnsi="Avenir Next" w:cs="Avenir Next" w:eastAsia="Avenir Next"/>
                 <w:color w:val="5A5F66"/>
-                <w:sz w:val="21"/>
+                <w:sz w:val="22"/>
                 <w:szCs w:val="21"/>
               </w:rPr>
               <w:t xml:space="preserve"> — </w:t>
@@ -3218,7 +3228,7 @@
               <w:rPr>
                 <w:rFonts w:ascii="Avenir Next" w:hAnsi="Avenir Next" w:cs="Avenir Next" w:eastAsia="Avenir Next"/>
                 <w:color w:val="1A1A1A"/>
-                <w:sz w:val="21"/>
+                <w:sz w:val="22"/>
                 <w:szCs w:val="21"/>
               </w:rPr>
               <w:t xml:space="preserve">one of the 2 parallel sides</w:t>
@@ -3233,7 +3243,7 @@
                 <w:rFonts w:ascii="Avenir Next" w:hAnsi="Avenir Next" w:cs="Avenir Next" w:eastAsia="Avenir Next"/>
                 <w:b/>
                 <w:color w:val="1A1A1A"/>
-                <w:sz w:val="21"/>
+                <w:sz w:val="22"/>
                 <w:szCs w:val="21"/>
               </w:rPr>
               <w:t xml:space="preserve">height</w:t>
@@ -3242,7 +3252,7 @@
               <w:rPr>
                 <w:rFonts w:ascii="Avenir Next" w:hAnsi="Avenir Next" w:cs="Avenir Next" w:eastAsia="Avenir Next"/>
                 <w:color w:val="5A5F66"/>
-                <w:sz w:val="21"/>
+                <w:sz w:val="22"/>
                 <w:szCs w:val="21"/>
               </w:rPr>
               <w:t xml:space="preserve"> — </w:t>
@@ -3251,7 +3261,7 @@
               <w:rPr>
                 <w:rFonts w:ascii="Avenir Next" w:hAnsi="Avenir Next" w:cs="Avenir Next" w:eastAsia="Avenir Next"/>
                 <w:color w:val="1A1A1A"/>
-                <w:sz w:val="21"/>
+                <w:sz w:val="22"/>
                 <w:szCs w:val="21"/>
               </w:rPr>
               <w:t xml:space="preserve">straight distance between the bases</w:t>
@@ -3277,7 +3287,7 @@
                 <w:rFonts w:ascii="Avenir Next" w:hAnsi="Avenir Next" w:cs="Avenir Next" w:eastAsia="Avenir Next"/>
                 <w:b/>
                 <w:color w:val="1A1A1A"/>
-                <w:sz w:val="21"/>
+                <w:sz w:val="22"/>
                 <w:szCs w:val="21"/>
               </w:rPr>
               <w:t xml:space="preserve">formula</w:t>
@@ -3286,7 +3296,7 @@
               <w:rPr>
                 <w:rFonts w:ascii="Avenir Next" w:hAnsi="Avenir Next" w:cs="Avenir Next" w:eastAsia="Avenir Next"/>
                 <w:color w:val="5A5F66"/>
-                <w:sz w:val="21"/>
+                <w:sz w:val="22"/>
                 <w:szCs w:val="21"/>
               </w:rPr>
               <w:t xml:space="preserve"> — </w:t>
@@ -3295,7 +3305,7 @@
               <w:rPr>
                 <w:rFonts w:ascii="Avenir Next" w:hAnsi="Avenir Next" w:cs="Avenir Next" w:eastAsia="Avenir Next"/>
                 <w:color w:val="1A1A1A"/>
-                <w:sz w:val="21"/>
+                <w:sz w:val="22"/>
                 <w:szCs w:val="21"/>
               </w:rPr>
               <w:t xml:space="preserve">A = ½ × (b1 + b2) × h</w:t>
@@ -3310,7 +3320,7 @@
                 <w:rFonts w:ascii="Avenir Next" w:hAnsi="Avenir Next" w:cs="Avenir Next" w:eastAsia="Avenir Next"/>
                 <w:b/>
                 <w:color w:val="1A1A1A"/>
-                <w:sz w:val="21"/>
+                <w:sz w:val="22"/>
                 <w:szCs w:val="21"/>
               </w:rPr>
               <w:t xml:space="preserve">sum</w:t>
@@ -3319,7 +3329,7 @@
               <w:rPr>
                 <w:rFonts w:ascii="Avenir Next" w:hAnsi="Avenir Next" w:cs="Avenir Next" w:eastAsia="Avenir Next"/>
                 <w:color w:val="5A5F66"/>
-                <w:sz w:val="21"/>
+                <w:sz w:val="22"/>
                 <w:szCs w:val="21"/>
               </w:rPr>
               <w:t xml:space="preserve"> — </w:t>
@@ -3328,7 +3338,7 @@
               <w:rPr>
                 <w:rFonts w:ascii="Avenir Next" w:hAnsi="Avenir Next" w:cs="Avenir Next" w:eastAsia="Avenir Next"/>
                 <w:color w:val="1A1A1A"/>
-                <w:sz w:val="21"/>
+                <w:sz w:val="22"/>
                 <w:szCs w:val="21"/>
               </w:rPr>
               <w:t xml:space="preserve">the answer when you add</w:t>
@@ -3339,6 +3349,7 @@
     </w:tbl>
     <w:p>
       <w:pPr>
+        <w:pStyle w:val="Heading2"/>
         <w:keepNext/>
         <w:pBdr>
           <w:bottom w:val="single" w:sz="8" w:space="3" w:color="003A70"/>
@@ -3354,7 +3365,7 @@
           <w:b/>
           <w:color w:val="003A70"/>
           <w:spacing w:val="14"/>
-          <w:sz w:val="21"/>
+          <w:sz w:val="22"/>
           <w:szCs w:val="21"/>
         </w:rPr>
         <w:t xml:space="preserve">PRACTICE</w:t>
@@ -3373,7 +3384,7 @@
           <w:rFonts w:ascii="Avenir Next" w:hAnsi="Avenir Next" w:cs="Avenir Next" w:eastAsia="Avenir Next"/>
           <w:i/>
           <w:color w:val="5A5F66"/>
-          <w:sz w:val="17"/>
+          <w:sz w:val="22"/>
           <w:szCs w:val="17"/>
         </w:rPr>
         <w:t xml:space="preserve">show your work · label units</w:t>
@@ -3503,25 +3514,25 @@
                       <w:rFonts w:ascii="Avenir Next" w:hAnsi="Avenir Next" w:cs="Avenir Next" w:eastAsia="Avenir Next"/>
                       <w:b/>
                       <w:color w:val="003A70"/>
+                      <w:sz w:val="22"/>
+                      <w:szCs w:val="18"/>
+                    </w:rPr>
+                    <w:t xml:space="preserve">Step 1</w:t>
+                  </w:r>
+                  <w:r>
+                    <w:rPr>
+                      <w:rFonts w:ascii="Avenir Next" w:hAnsi="Avenir Next" w:cs="Avenir Next" w:eastAsia="Avenir Next"/>
+                      <w:color w:val="1A1A1A"/>
                       <w:sz w:val="18"/>
                       <w:szCs w:val="18"/>
                     </w:rPr>
-                    <w:t xml:space="preserve">Step 1</w:t>
-                  </w:r>
-                  <w:r>
-                    <w:rPr>
-                      <w:rFonts w:ascii="Avenir Next" w:hAnsi="Avenir Next" w:cs="Avenir Next" w:eastAsia="Avenir Next"/>
-                      <w:color w:val="1A1A1A"/>
-                      <w:sz w:val="18"/>
-                      <w:szCs w:val="18"/>
-                    </w:rPr>
                     <w:tab/>
                   </w:r>
                   <w:r>
                     <w:rPr>
                       <w:rFonts w:ascii="Avenir Next" w:hAnsi="Avenir Next" w:cs="Avenir Next" w:eastAsia="Avenir Next"/>
                       <w:color w:val="1A1A1A"/>
-                      <w:sz w:val="21"/>
+                      <w:sz w:val="22"/>
                       <w:szCs w:val="21"/>
                     </w:rPr>
                     <w:t xml:space="preserve">Add the bases: 8 + 14.</w:t>
@@ -3541,25 +3552,25 @@
                       <w:rFonts w:ascii="Avenir Next" w:hAnsi="Avenir Next" w:cs="Avenir Next" w:eastAsia="Avenir Next"/>
                       <w:b/>
                       <w:color w:val="003A70"/>
+                      <w:sz w:val="22"/>
+                      <w:szCs w:val="18"/>
+                    </w:rPr>
+                    <w:t xml:space="preserve">Step 2</w:t>
+                  </w:r>
+                  <w:r>
+                    <w:rPr>
+                      <w:rFonts w:ascii="Avenir Next" w:hAnsi="Avenir Next" w:cs="Avenir Next" w:eastAsia="Avenir Next"/>
+                      <w:color w:val="1A1A1A"/>
                       <w:sz w:val="18"/>
                       <w:szCs w:val="18"/>
                     </w:rPr>
-                    <w:t xml:space="preserve">Step 2</w:t>
-                  </w:r>
-                  <w:r>
-                    <w:rPr>
-                      <w:rFonts w:ascii="Avenir Next" w:hAnsi="Avenir Next" w:cs="Avenir Next" w:eastAsia="Avenir Next"/>
-                      <w:color w:val="1A1A1A"/>
-                      <w:sz w:val="18"/>
-                      <w:szCs w:val="18"/>
-                    </w:rPr>
                     <w:tab/>
                   </w:r>
                   <w:r>
                     <w:rPr>
                       <w:rFonts w:ascii="Avenir Next" w:hAnsi="Avenir Next" w:cs="Avenir Next" w:eastAsia="Avenir Next"/>
                       <w:color w:val="1A1A1A"/>
-                      <w:sz w:val="21"/>
+                      <w:sz w:val="22"/>
                       <w:szCs w:val="21"/>
                     </w:rPr>
                     <w:t xml:space="preserve">Multiply by the height.</w:t>
@@ -3579,25 +3590,25 @@
                       <w:rFonts w:ascii="Avenir Next" w:hAnsi="Avenir Next" w:cs="Avenir Next" w:eastAsia="Avenir Next"/>
                       <w:b/>
                       <w:color w:val="003A70"/>
+                      <w:sz w:val="22"/>
+                      <w:szCs w:val="18"/>
+                    </w:rPr>
+                    <w:t xml:space="preserve">Step 3</w:t>
+                  </w:r>
+                  <w:r>
+                    <w:rPr>
+                      <w:rFonts w:ascii="Avenir Next" w:hAnsi="Avenir Next" w:cs="Avenir Next" w:eastAsia="Avenir Next"/>
+                      <w:color w:val="1A1A1A"/>
                       <w:sz w:val="18"/>
                       <w:szCs w:val="18"/>
                     </w:rPr>
-                    <w:t xml:space="preserve">Step 3</w:t>
-                  </w:r>
-                  <w:r>
-                    <w:rPr>
-                      <w:rFonts w:ascii="Avenir Next" w:hAnsi="Avenir Next" w:cs="Avenir Next" w:eastAsia="Avenir Next"/>
-                      <w:color w:val="1A1A1A"/>
-                      <w:sz w:val="18"/>
-                      <w:szCs w:val="18"/>
-                    </w:rPr>
                     <w:tab/>
                   </w:r>
                   <w:r>
                     <w:rPr>
                       <w:rFonts w:ascii="Avenir Next" w:hAnsi="Avenir Next" w:cs="Avenir Next" w:eastAsia="Avenir Next"/>
                       <w:color w:val="1A1A1A"/>
-                      <w:sz w:val="21"/>
+                      <w:sz w:val="22"/>
                       <w:szCs w:val="21"/>
                     </w:rPr>
                     <w:t xml:space="preserve">Take half.</w:t>
@@ -3674,25 +3685,25 @@
                       <w:rFonts w:ascii="Avenir Next" w:hAnsi="Avenir Next" w:cs="Avenir Next" w:eastAsia="Avenir Next"/>
                       <w:b/>
                       <w:color w:val="1A1A1A"/>
+                      <w:sz w:val="22"/>
+                      <w:szCs w:val="18"/>
+                    </w:rPr>
+                    <w:t xml:space="preserve">Answer</w:t>
+                  </w:r>
+                  <w:r>
+                    <w:rPr>
+                      <w:rFonts w:ascii="Avenir Next" w:hAnsi="Avenir Next" w:cs="Avenir Next" w:eastAsia="Avenir Next"/>
+                      <w:color w:val="1A1A1A"/>
                       <w:sz w:val="18"/>
                       <w:szCs w:val="18"/>
                     </w:rPr>
-                    <w:t xml:space="preserve">Answer</w:t>
-                  </w:r>
-                  <w:r>
-                    <w:rPr>
-                      <w:rFonts w:ascii="Avenir Next" w:hAnsi="Avenir Next" w:cs="Avenir Next" w:eastAsia="Avenir Next"/>
-                      <w:color w:val="1A1A1A"/>
-                      <w:sz w:val="18"/>
-                      <w:szCs w:val="18"/>
-                    </w:rPr>
                     <w:tab/>
                   </w:r>
                   <w:r>
                     <w:rPr>
                       <w:rFonts w:ascii="Avenir Next" w:hAnsi="Avenir Next" w:cs="Avenir Next" w:eastAsia="Avenir Next"/>
                       <w:color w:val="1A1A1A"/>
-                      <w:sz w:val="18"/>
+                      <w:sz w:val="22"/>
                       <w:szCs w:val="18"/>
                     </w:rPr>
                     <w:t xml:space="preserve">  m²</w:t>
@@ -3713,7 +3724,7 @@
                     <w:drawing>
                       <wp:inline distT="0" distB="0" distL="0" distR="0">
                         <wp:extent cx="1920240" cy="1068520"/>
-                        <wp:docPr id="3" name="Figure 3"/>
+                        <wp:docPr id="3" name="Figure 3" descr="Trapezoid. Dims: top: 8 m; base: 14 m; height: 5 m."/>
                         <a:graphic xmlns:a="http://schemas.openxmlformats.org/drawingml/2006/main">
                           <a:graphicData uri="http://schemas.openxmlformats.org/drawingml/2006/picture">
                             <pic:pic xmlns:pic="http://schemas.openxmlformats.org/drawingml/2006/picture">
@@ -4309,25 +4320,25 @@
                 <w:rFonts w:ascii="Avenir Next" w:hAnsi="Avenir Next" w:cs="Avenir Next" w:eastAsia="Avenir Next"/>
                 <w:b/>
                 <w:color w:val="003A70"/>
+                <w:sz w:val="22"/>
+                <w:szCs w:val="18"/>
+              </w:rPr>
+              <w:t xml:space="preserve">Step 1</w:t>
+            </w:r>
+            <w:r>
+              <w:rPr>
+                <w:rFonts w:ascii="Avenir Next" w:hAnsi="Avenir Next" w:cs="Avenir Next" w:eastAsia="Avenir Next"/>
+                <w:color w:val="1A1A1A"/>
                 <w:sz w:val="18"/>
                 <w:szCs w:val="18"/>
               </w:rPr>
-              <w:t xml:space="preserve">Step 1</w:t>
-            </w:r>
-            <w:r>
-              <w:rPr>
-                <w:rFonts w:ascii="Avenir Next" w:hAnsi="Avenir Next" w:cs="Avenir Next" w:eastAsia="Avenir Next"/>
-                <w:color w:val="1A1A1A"/>
-                <w:sz w:val="18"/>
-                <w:szCs w:val="18"/>
-              </w:rPr>
               <w:tab/>
             </w:r>
             <w:r>
               <w:rPr>
                 <w:rFonts w:ascii="Avenir Next" w:hAnsi="Avenir Next" w:cs="Avenir Next" w:eastAsia="Avenir Next"/>
                 <w:color w:val="1A1A1A"/>
-                <w:sz w:val="21"/>
+                <w:sz w:val="22"/>
                 <w:szCs w:val="21"/>
               </w:rPr>
               <w:t xml:space="preserve">Find the area with the formula.</w:t>
@@ -4347,25 +4358,25 @@
                 <w:rFonts w:ascii="Avenir Next" w:hAnsi="Avenir Next" w:cs="Avenir Next" w:eastAsia="Avenir Next"/>
                 <w:b/>
                 <w:color w:val="003A70"/>
+                <w:sz w:val="22"/>
+                <w:szCs w:val="18"/>
+              </w:rPr>
+              <w:t xml:space="preserve">Step 2</w:t>
+            </w:r>
+            <w:r>
+              <w:rPr>
+                <w:rFonts w:ascii="Avenir Next" w:hAnsi="Avenir Next" w:cs="Avenir Next" w:eastAsia="Avenir Next"/>
+                <w:color w:val="1A1A1A"/>
                 <w:sz w:val="18"/>
                 <w:szCs w:val="18"/>
               </w:rPr>
-              <w:t xml:space="preserve">Step 2</w:t>
-            </w:r>
-            <w:r>
-              <w:rPr>
-                <w:rFonts w:ascii="Avenir Next" w:hAnsi="Avenir Next" w:cs="Avenir Next" w:eastAsia="Avenir Next"/>
-                <w:color w:val="1A1A1A"/>
-                <w:sz w:val="18"/>
-                <w:szCs w:val="18"/>
-              </w:rPr>
               <w:tab/>
             </w:r>
             <w:r>
               <w:rPr>
                 <w:rFonts w:ascii="Avenir Next" w:hAnsi="Avenir Next" w:cs="Avenir Next" w:eastAsia="Avenir Next"/>
                 <w:color w:val="1A1A1A"/>
-                <w:sz w:val="21"/>
+                <w:sz w:val="22"/>
                 <w:szCs w:val="21"/>
               </w:rPr>
               <w:t xml:space="preserve">Then divide the area by 25.</w:t>
@@ -4384,25 +4395,25 @@
                 <w:rFonts w:ascii="Avenir Next" w:hAnsi="Avenir Next" w:cs="Avenir Next" w:eastAsia="Avenir Next"/>
                 <w:b/>
                 <w:color w:val="1A1A1A"/>
+                <w:sz w:val="22"/>
+                <w:szCs w:val="18"/>
+              </w:rPr>
+              <w:t xml:space="preserve">Answer</w:t>
+            </w:r>
+            <w:r>
+              <w:rPr>
+                <w:rFonts w:ascii="Avenir Next" w:hAnsi="Avenir Next" w:cs="Avenir Next" w:eastAsia="Avenir Next"/>
+                <w:color w:val="1A1A1A"/>
                 <w:sz w:val="18"/>
                 <w:szCs w:val="18"/>
               </w:rPr>
-              <w:t xml:space="preserve">Answer</w:t>
-            </w:r>
-            <w:r>
-              <w:rPr>
-                <w:rFonts w:ascii="Avenir Next" w:hAnsi="Avenir Next" w:cs="Avenir Next" w:eastAsia="Avenir Next"/>
-                <w:color w:val="1A1A1A"/>
-                <w:sz w:val="18"/>
-                <w:szCs w:val="18"/>
-              </w:rPr>
               <w:tab/>
             </w:r>
             <w:r>
               <w:rPr>
                 <w:rFonts w:ascii="Avenir Next" w:hAnsi="Avenir Next" w:cs="Avenir Next" w:eastAsia="Avenir Next"/>
                 <w:color w:val="1A1A1A"/>
-                <w:sz w:val="18"/>
+                <w:sz w:val="22"/>
                 <w:szCs w:val="18"/>
               </w:rPr>
               <w:t xml:space="preserve">  bags</w:t>
@@ -4569,25 +4580,25 @@
                       <w:rFonts w:ascii="Avenir Next" w:hAnsi="Avenir Next" w:cs="Avenir Next" w:eastAsia="Avenir Next"/>
                       <w:b/>
                       <w:color w:val="003A70"/>
+                      <w:sz w:val="22"/>
+                      <w:szCs w:val="18"/>
+                    </w:rPr>
+                    <w:t xml:space="preserve">Step 1</w:t>
+                  </w:r>
+                  <w:r>
+                    <w:rPr>
+                      <w:rFonts w:ascii="Avenir Next" w:hAnsi="Avenir Next" w:cs="Avenir Next" w:eastAsia="Avenir Next"/>
+                      <w:color w:val="1A1A1A"/>
                       <w:sz w:val="18"/>
                       <w:szCs w:val="18"/>
                     </w:rPr>
-                    <w:t xml:space="preserve">Step 1</w:t>
-                  </w:r>
-                  <w:r>
-                    <w:rPr>
-                      <w:rFonts w:ascii="Avenir Next" w:hAnsi="Avenir Next" w:cs="Avenir Next" w:eastAsia="Avenir Next"/>
-                      <w:color w:val="1A1A1A"/>
-                      <w:sz w:val="18"/>
-                      <w:szCs w:val="18"/>
-                    </w:rPr>
                     <w:tab/>
                   </w:r>
                   <w:r>
                     <w:rPr>
                       <w:rFonts w:ascii="Avenir Next" w:hAnsi="Avenir Next" w:cs="Avenir Next" w:eastAsia="Avenir Next"/>
                       <w:color w:val="1A1A1A"/>
-                      <w:sz w:val="21"/>
+                      <w:sz w:val="22"/>
                       <w:szCs w:val="21"/>
                     </w:rPr>
                     <w:t xml:space="preserve">Double the area: 2 × 60.</w:t>
@@ -4607,25 +4618,25 @@
                       <w:rFonts w:ascii="Avenir Next" w:hAnsi="Avenir Next" w:cs="Avenir Next" w:eastAsia="Avenir Next"/>
                       <w:b/>
                       <w:color w:val="003A70"/>
+                      <w:sz w:val="22"/>
+                      <w:szCs w:val="18"/>
+                    </w:rPr>
+                    <w:t xml:space="preserve">Step 2</w:t>
+                  </w:r>
+                  <w:r>
+                    <w:rPr>
+                      <w:rFonts w:ascii="Avenir Next" w:hAnsi="Avenir Next" w:cs="Avenir Next" w:eastAsia="Avenir Next"/>
+                      <w:color w:val="1A1A1A"/>
                       <w:sz w:val="18"/>
                       <w:szCs w:val="18"/>
                     </w:rPr>
-                    <w:t xml:space="preserve">Step 2</w:t>
-                  </w:r>
-                  <w:r>
-                    <w:rPr>
-                      <w:rFonts w:ascii="Avenir Next" w:hAnsi="Avenir Next" w:cs="Avenir Next" w:eastAsia="Avenir Next"/>
-                      <w:color w:val="1A1A1A"/>
-                      <w:sz w:val="18"/>
-                      <w:szCs w:val="18"/>
-                    </w:rPr>
                     <w:tab/>
                   </w:r>
                   <w:r>
                     <w:rPr>
                       <w:rFonts w:ascii="Avenir Next" w:hAnsi="Avenir Next" w:cs="Avenir Next" w:eastAsia="Avenir Next"/>
                       <w:color w:val="1A1A1A"/>
-                      <w:sz w:val="21"/>
+                      <w:sz w:val="22"/>
                       <w:szCs w:val="21"/>
                     </w:rPr>
                     <w:t xml:space="preserve">Divide by the height. This gives b1 + b2.</w:t>
@@ -4645,25 +4656,25 @@
                       <w:rFonts w:ascii="Avenir Next" w:hAnsi="Avenir Next" w:cs="Avenir Next" w:eastAsia="Avenir Next"/>
                       <w:b/>
                       <w:color w:val="003A70"/>
+                      <w:sz w:val="22"/>
+                      <w:szCs w:val="18"/>
+                    </w:rPr>
+                    <w:t xml:space="preserve">Step 3</w:t>
+                  </w:r>
+                  <w:r>
+                    <w:rPr>
+                      <w:rFonts w:ascii="Avenir Next" w:hAnsi="Avenir Next" w:cs="Avenir Next" w:eastAsia="Avenir Next"/>
+                      <w:color w:val="1A1A1A"/>
                       <w:sz w:val="18"/>
                       <w:szCs w:val="18"/>
                     </w:rPr>
-                    <w:t xml:space="preserve">Step 3</w:t>
-                  </w:r>
-                  <w:r>
-                    <w:rPr>
-                      <w:rFonts w:ascii="Avenir Next" w:hAnsi="Avenir Next" w:cs="Avenir Next" w:eastAsia="Avenir Next"/>
-                      <w:color w:val="1A1A1A"/>
-                      <w:sz w:val="18"/>
-                      <w:szCs w:val="18"/>
-                    </w:rPr>
                     <w:tab/>
                   </w:r>
                   <w:r>
                     <w:rPr>
                       <w:rFonts w:ascii="Avenir Next" w:hAnsi="Avenir Next" w:cs="Avenir Next" w:eastAsia="Avenir Next"/>
                       <w:color w:val="1A1A1A"/>
-                      <w:sz w:val="21"/>
+                      <w:sz w:val="22"/>
                       <w:szCs w:val="21"/>
                     </w:rPr>
                     <w:t xml:space="preserve">Subtract the base you know.</w:t>
@@ -4740,25 +4751,25 @@
                       <w:rFonts w:ascii="Avenir Next" w:hAnsi="Avenir Next" w:cs="Avenir Next" w:eastAsia="Avenir Next"/>
                       <w:b/>
                       <w:color w:val="1A1A1A"/>
+                      <w:sz w:val="22"/>
+                      <w:szCs w:val="18"/>
+                    </w:rPr>
+                    <w:t xml:space="preserve">Answer</w:t>
+                  </w:r>
+                  <w:r>
+                    <w:rPr>
+                      <w:rFonts w:ascii="Avenir Next" w:hAnsi="Avenir Next" w:cs="Avenir Next" w:eastAsia="Avenir Next"/>
+                      <w:color w:val="1A1A1A"/>
                       <w:sz w:val="18"/>
                       <w:szCs w:val="18"/>
                     </w:rPr>
-                    <w:t xml:space="preserve">Answer</w:t>
-                  </w:r>
-                  <w:r>
-                    <w:rPr>
-                      <w:rFonts w:ascii="Avenir Next" w:hAnsi="Avenir Next" w:cs="Avenir Next" w:eastAsia="Avenir Next"/>
-                      <w:color w:val="1A1A1A"/>
-                      <w:sz w:val="18"/>
-                      <w:szCs w:val="18"/>
-                    </w:rPr>
                     <w:tab/>
                   </w:r>
                   <w:r>
                     <w:rPr>
                       <w:rFonts w:ascii="Avenir Next" w:hAnsi="Avenir Next" w:cs="Avenir Next" w:eastAsia="Avenir Next"/>
                       <w:color w:val="1A1A1A"/>
-                      <w:sz w:val="18"/>
+                      <w:sz w:val="22"/>
                       <w:szCs w:val="18"/>
                     </w:rPr>
                     <w:t xml:space="preserve">  in</w:t>
@@ -4779,7 +4790,7 @@
                     <w:drawing>
                       <wp:inline distT="0" distB="0" distL="0" distR="0">
                         <wp:extent cx="1920240" cy="1068520"/>
-                        <wp:docPr id="4" name="Figure 4"/>
+                        <wp:docPr id="4" name="Figure 4" descr="Trapezoid. Dims: top: 8 in; base: b; height: 6 in."/>
                         <a:graphic xmlns:a="http://schemas.openxmlformats.org/drawingml/2006/main">
                           <a:graphicData uri="http://schemas.openxmlformats.org/drawingml/2006/picture">
                             <pic:pic xmlns:pic="http://schemas.openxmlformats.org/drawingml/2006/picture">
@@ -4827,6 +4838,7 @@
     </w:p>
     <w:p>
       <w:pPr>
+        <w:pStyle w:val="Heading2"/>
         <w:keepNext/>
         <w:pBdr>
           <w:bottom w:val="single" w:sz="8" w:space="3" w:color="003A70"/>
@@ -4842,7 +4854,7 @@
           <w:b/>
           <w:color w:val="003A70"/>
           <w:spacing w:val="14"/>
-          <w:sz w:val="21"/>
+          <w:sz w:val="22"/>
           <w:szCs w:val="21"/>
         </w:rPr>
         <w:t xml:space="preserve">TEST PRACTICE</w:t>
@@ -4861,7 +4873,7 @@
           <w:rFonts w:ascii="Avenir Next" w:hAnsi="Avenir Next" w:cs="Avenir Next" w:eastAsia="Avenir Next"/>
           <w:i/>
           <w:color w:val="5A5F66"/>
-          <w:sz w:val="17"/>
+          <w:sz w:val="22"/>
           <w:szCs w:val="17"/>
         </w:rPr>
         <w:t xml:space="preserve">choose the best answer</w:t>
@@ -4993,25 +5005,25 @@
                       <w:rFonts w:ascii="Avenir Next" w:hAnsi="Avenir Next" w:cs="Avenir Next" w:eastAsia="Avenir Next"/>
                       <w:b/>
                       <w:color w:val="003A70"/>
+                      <w:sz w:val="22"/>
+                      <w:szCs w:val="21"/>
+                    </w:rPr>
+                    <w:t xml:space="preserve">A</w:t>
+                  </w:r>
+                  <w:r>
+                    <w:rPr>
+                      <w:rFonts w:ascii="Avenir Next" w:hAnsi="Avenir Next" w:cs="Avenir Next" w:eastAsia="Avenir Next"/>
+                      <w:color w:val="1A1A1A"/>
                       <w:sz w:val="21"/>
                       <w:szCs w:val="21"/>
                     </w:rPr>
-                    <w:t xml:space="preserve">A</w:t>
-                  </w:r>
-                  <w:r>
-                    <w:rPr>
-                      <w:rFonts w:ascii="Avenir Next" w:hAnsi="Avenir Next" w:cs="Avenir Next" w:eastAsia="Avenir Next"/>
-                      <w:color w:val="1A1A1A"/>
-                      <w:sz w:val="21"/>
-                      <w:szCs w:val="21"/>
-                    </w:rPr>
                     <w:tab/>
                   </w:r>
                   <w:r>
                     <w:rPr>
                       <w:rFonts w:ascii="Avenir Next" w:hAnsi="Avenir Next" w:cs="Avenir Next" w:eastAsia="Avenir Next"/>
                       <w:color w:val="1A1A1A"/>
-                      <w:sz w:val="21"/>
+                      <w:sz w:val="22"/>
                       <w:szCs w:val="21"/>
                     </w:rPr>
                     <w:t xml:space="preserve">21 cm²</w:t>
@@ -5036,25 +5048,25 @@
                       <w:rFonts w:ascii="Avenir Next" w:hAnsi="Avenir Next" w:cs="Avenir Next" w:eastAsia="Avenir Next"/>
                       <w:b/>
                       <w:color w:val="003A70"/>
+                      <w:sz w:val="22"/>
+                      <w:szCs w:val="21"/>
+                    </w:rPr>
+                    <w:t xml:space="preserve">B</w:t>
+                  </w:r>
+                  <w:r>
+                    <w:rPr>
+                      <w:rFonts w:ascii="Avenir Next" w:hAnsi="Avenir Next" w:cs="Avenir Next" w:eastAsia="Avenir Next"/>
+                      <w:color w:val="1A1A1A"/>
                       <w:sz w:val="21"/>
                       <w:szCs w:val="21"/>
                     </w:rPr>
-                    <w:t xml:space="preserve">B</w:t>
-                  </w:r>
-                  <w:r>
-                    <w:rPr>
-                      <w:rFonts w:ascii="Avenir Next" w:hAnsi="Avenir Next" w:cs="Avenir Next" w:eastAsia="Avenir Next"/>
-                      <w:color w:val="1A1A1A"/>
-                      <w:sz w:val="21"/>
-                      <w:szCs w:val="21"/>
-                    </w:rPr>
                     <w:tab/>
                   </w:r>
                   <w:r>
                     <w:rPr>
                       <w:rFonts w:ascii="Avenir Next" w:hAnsi="Avenir Next" w:cs="Avenir Next" w:eastAsia="Avenir Next"/>
                       <w:color w:val="1A1A1A"/>
-                      <w:sz w:val="21"/>
+                      <w:sz w:val="22"/>
                       <w:szCs w:val="21"/>
                     </w:rPr>
                     <w:t xml:space="preserve">40 cm²</w:t>
@@ -5079,25 +5091,25 @@
                       <w:rFonts w:ascii="Avenir Next" w:hAnsi="Avenir Next" w:cs="Avenir Next" w:eastAsia="Avenir Next"/>
                       <w:b/>
                       <w:color w:val="003A70"/>
+                      <w:sz w:val="22"/>
+                      <w:szCs w:val="21"/>
+                    </w:rPr>
+                    <w:t xml:space="preserve">C</w:t>
+                  </w:r>
+                  <w:r>
+                    <w:rPr>
+                      <w:rFonts w:ascii="Avenir Next" w:hAnsi="Avenir Next" w:cs="Avenir Next" w:eastAsia="Avenir Next"/>
+                      <w:color w:val="1A1A1A"/>
                       <w:sz w:val="21"/>
                       <w:szCs w:val="21"/>
                     </w:rPr>
-                    <w:t xml:space="preserve">C</w:t>
-                  </w:r>
-                  <w:r>
-                    <w:rPr>
-                      <w:rFonts w:ascii="Avenir Next" w:hAnsi="Avenir Next" w:cs="Avenir Next" w:eastAsia="Avenir Next"/>
-                      <w:color w:val="1A1A1A"/>
-                      <w:sz w:val="21"/>
-                      <w:szCs w:val="21"/>
-                    </w:rPr>
                     <w:tab/>
                   </w:r>
                   <w:r>
                     <w:rPr>
                       <w:rFonts w:ascii="Avenir Next" w:hAnsi="Avenir Next" w:cs="Avenir Next" w:eastAsia="Avenir Next"/>
                       <w:color w:val="1A1A1A"/>
-                      <w:sz w:val="21"/>
+                      <w:sz w:val="22"/>
                       <w:szCs w:val="21"/>
                     </w:rPr>
                     <w:t xml:space="preserve">80 cm²</w:t>
@@ -5122,25 +5134,25 @@
                       <w:rFonts w:ascii="Avenir Next" w:hAnsi="Avenir Next" w:cs="Avenir Next" w:eastAsia="Avenir Next"/>
                       <w:b/>
                       <w:color w:val="003A70"/>
+                      <w:sz w:val="22"/>
+                      <w:szCs w:val="21"/>
+                    </w:rPr>
+                    <w:t xml:space="preserve">D</w:t>
+                  </w:r>
+                  <w:r>
+                    <w:rPr>
+                      <w:rFonts w:ascii="Avenir Next" w:hAnsi="Avenir Next" w:cs="Avenir Next" w:eastAsia="Avenir Next"/>
+                      <w:color w:val="1A1A1A"/>
                       <w:sz w:val="21"/>
                       <w:szCs w:val="21"/>
                     </w:rPr>
-                    <w:t xml:space="preserve">D</w:t>
-                  </w:r>
-                  <w:r>
-                    <w:rPr>
-                      <w:rFonts w:ascii="Avenir Next" w:hAnsi="Avenir Next" w:cs="Avenir Next" w:eastAsia="Avenir Next"/>
-                      <w:color w:val="1A1A1A"/>
-                      <w:sz w:val="21"/>
-                      <w:szCs w:val="21"/>
-                    </w:rPr>
                     <w:tab/>
                   </w:r>
                   <w:r>
                     <w:rPr>
                       <w:rFonts w:ascii="Avenir Next" w:hAnsi="Avenir Next" w:cs="Avenir Next" w:eastAsia="Avenir Next"/>
                       <w:color w:val="1A1A1A"/>
-                      <w:sz w:val="21"/>
+                      <w:sz w:val="22"/>
                       <w:szCs w:val="21"/>
                     </w:rPr>
                     <w:t xml:space="preserve">300 cm²</w:t>
@@ -5252,25 +5264,25 @@
                 <w:rFonts w:ascii="Avenir Next" w:hAnsi="Avenir Next" w:cs="Avenir Next" w:eastAsia="Avenir Next"/>
                 <w:b/>
                 <w:color w:val="003A70"/>
+                <w:sz w:val="22"/>
+                <w:szCs w:val="18"/>
+              </w:rPr>
+              <w:t xml:space="preserve">Step 1</w:t>
+            </w:r>
+            <w:r>
+              <w:rPr>
+                <w:rFonts w:ascii="Avenir Next" w:hAnsi="Avenir Next" w:cs="Avenir Next" w:eastAsia="Avenir Next"/>
+                <w:color w:val="1A1A1A"/>
                 <w:sz w:val="18"/>
                 <w:szCs w:val="18"/>
               </w:rPr>
-              <w:t xml:space="preserve">Step 1</w:t>
-            </w:r>
-            <w:r>
-              <w:rPr>
-                <w:rFonts w:ascii="Avenir Next" w:hAnsi="Avenir Next" w:cs="Avenir Next" w:eastAsia="Avenir Next"/>
-                <w:color w:val="1A1A1A"/>
-                <w:sz w:val="18"/>
-                <w:szCs w:val="18"/>
-              </w:rPr>
               <w:tab/>
             </w:r>
             <w:r>
               <w:rPr>
                 <w:rFonts w:ascii="Avenir Next" w:hAnsi="Avenir Next" w:cs="Avenir Next" w:eastAsia="Avenir Next"/>
                 <w:color w:val="1A1A1A"/>
-                <w:sz w:val="21"/>
+                <w:sz w:val="22"/>
                 <w:szCs w:val="21"/>
               </w:rPr>
               <w:t xml:space="preserve">The bases are added first, inside ( ).</w:t>
@@ -5290,25 +5302,25 @@
                 <w:rFonts w:ascii="Avenir Next" w:hAnsi="Avenir Next" w:cs="Avenir Next" w:eastAsia="Avenir Next"/>
                 <w:b/>
                 <w:color w:val="003A70"/>
+                <w:sz w:val="22"/>
+                <w:szCs w:val="18"/>
+              </w:rPr>
+              <w:t xml:space="preserve">Step 2</w:t>
+            </w:r>
+            <w:r>
+              <w:rPr>
+                <w:rFonts w:ascii="Avenir Next" w:hAnsi="Avenir Next" w:cs="Avenir Next" w:eastAsia="Avenir Next"/>
+                <w:color w:val="1A1A1A"/>
                 <w:sz w:val="18"/>
                 <w:szCs w:val="18"/>
               </w:rPr>
-              <w:t xml:space="preserve">Step 2</w:t>
-            </w:r>
-            <w:r>
-              <w:rPr>
-                <w:rFonts w:ascii="Avenir Next" w:hAnsi="Avenir Next" w:cs="Avenir Next" w:eastAsia="Avenir Next"/>
-                <w:color w:val="1A1A1A"/>
-                <w:sz w:val="18"/>
-                <w:szCs w:val="18"/>
-              </w:rPr>
               <w:tab/>
             </w:r>
             <w:r>
               <w:rPr>
                 <w:rFonts w:ascii="Avenir Next" w:hAnsi="Avenir Next" w:cs="Avenir Next" w:eastAsia="Avenir Next"/>
                 <w:color w:val="1A1A1A"/>
-                <w:sz w:val="21"/>
+                <w:sz w:val="22"/>
                 <w:szCs w:val="21"/>
               </w:rPr>
               <w:t xml:space="preserve">Then multiply by the height and take half.</w:t>
@@ -5364,25 +5376,25 @@
                       <w:rFonts w:ascii="Avenir Next" w:hAnsi="Avenir Next" w:cs="Avenir Next" w:eastAsia="Avenir Next"/>
                       <w:b/>
                       <w:color w:val="003A70"/>
+                      <w:sz w:val="22"/>
+                      <w:szCs w:val="21"/>
+                    </w:rPr>
+                    <w:t xml:space="preserve">A</w:t>
+                  </w:r>
+                  <w:r>
+                    <w:rPr>
+                      <w:rFonts w:ascii="Avenir Next" w:hAnsi="Avenir Next" w:cs="Avenir Next" w:eastAsia="Avenir Next"/>
+                      <w:color w:val="1A1A1A"/>
                       <w:sz w:val="21"/>
                       <w:szCs w:val="21"/>
                     </w:rPr>
-                    <w:t xml:space="preserve">A</w:t>
-                  </w:r>
-                  <w:r>
-                    <w:rPr>
-                      <w:rFonts w:ascii="Avenir Next" w:hAnsi="Avenir Next" w:cs="Avenir Next" w:eastAsia="Avenir Next"/>
-                      <w:color w:val="1A1A1A"/>
-                      <w:sz w:val="21"/>
-                      <w:szCs w:val="21"/>
-                    </w:rPr>
                     <w:tab/>
                   </w:r>
                   <w:r>
                     <w:rPr>
                       <w:rFonts w:ascii="Avenir Next" w:hAnsi="Avenir Next" w:cs="Avenir Next" w:eastAsia="Avenir Next"/>
                       <w:color w:val="1A1A1A"/>
-                      <w:sz w:val="21"/>
+                      <w:sz w:val="22"/>
                       <w:szCs w:val="21"/>
                     </w:rPr>
                     <w:t xml:space="preserve">½ × 3 × 9 × 4</w:t>
@@ -5407,25 +5419,25 @@
                       <w:rFonts w:ascii="Avenir Next" w:hAnsi="Avenir Next" w:cs="Avenir Next" w:eastAsia="Avenir Next"/>
                       <w:b/>
                       <w:color w:val="003A70"/>
+                      <w:sz w:val="22"/>
+                      <w:szCs w:val="21"/>
+                    </w:rPr>
+                    <w:t xml:space="preserve">B</w:t>
+                  </w:r>
+                  <w:r>
+                    <w:rPr>
+                      <w:rFonts w:ascii="Avenir Next" w:hAnsi="Avenir Next" w:cs="Avenir Next" w:eastAsia="Avenir Next"/>
+                      <w:color w:val="1A1A1A"/>
                       <w:sz w:val="21"/>
                       <w:szCs w:val="21"/>
                     </w:rPr>
-                    <w:t xml:space="preserve">B</w:t>
-                  </w:r>
-                  <w:r>
-                    <w:rPr>
-                      <w:rFonts w:ascii="Avenir Next" w:hAnsi="Avenir Next" w:cs="Avenir Next" w:eastAsia="Avenir Next"/>
-                      <w:color w:val="1A1A1A"/>
-                      <w:sz w:val="21"/>
-                      <w:szCs w:val="21"/>
-                    </w:rPr>
                     <w:tab/>
                   </w:r>
                   <w:r>
                     <w:rPr>
                       <w:rFonts w:ascii="Avenir Next" w:hAnsi="Avenir Next" w:cs="Avenir Next" w:eastAsia="Avenir Next"/>
                       <w:color w:val="1A1A1A"/>
-                      <w:sz w:val="21"/>
+                      <w:sz w:val="22"/>
                       <w:szCs w:val="21"/>
                     </w:rPr>
                     <w:t xml:space="preserve">(3 + 9) × 4</w:t>
@@ -5450,25 +5462,25 @@
                       <w:rFonts w:ascii="Avenir Next" w:hAnsi="Avenir Next" w:cs="Avenir Next" w:eastAsia="Avenir Next"/>
                       <w:b/>
                       <w:color w:val="003A70"/>
+                      <w:sz w:val="22"/>
+                      <w:szCs w:val="21"/>
+                    </w:rPr>
+                    <w:t xml:space="preserve">C</w:t>
+                  </w:r>
+                  <w:r>
+                    <w:rPr>
+                      <w:rFonts w:ascii="Avenir Next" w:hAnsi="Avenir Next" w:cs="Avenir Next" w:eastAsia="Avenir Next"/>
+                      <w:color w:val="1A1A1A"/>
                       <w:sz w:val="21"/>
                       <w:szCs w:val="21"/>
                     </w:rPr>
-                    <w:t xml:space="preserve">C</w:t>
-                  </w:r>
-                  <w:r>
-                    <w:rPr>
-                      <w:rFonts w:ascii="Avenir Next" w:hAnsi="Avenir Next" w:cs="Avenir Next" w:eastAsia="Avenir Next"/>
-                      <w:color w:val="1A1A1A"/>
-                      <w:sz w:val="21"/>
-                      <w:szCs w:val="21"/>
-                    </w:rPr>
                     <w:tab/>
                   </w:r>
                   <w:r>
                     <w:rPr>
                       <w:rFonts w:ascii="Avenir Next" w:hAnsi="Avenir Next" w:cs="Avenir Next" w:eastAsia="Avenir Next"/>
                       <w:color w:val="1A1A1A"/>
-                      <w:sz w:val="21"/>
+                      <w:sz w:val="22"/>
                       <w:szCs w:val="21"/>
                     </w:rPr>
                     <w:t xml:space="preserve">½ × (3 + 9) × 4</w:t>
@@ -5493,25 +5505,25 @@
                       <w:rFonts w:ascii="Avenir Next" w:hAnsi="Avenir Next" w:cs="Avenir Next" w:eastAsia="Avenir Next"/>
                       <w:b/>
                       <w:color w:val="003A70"/>
+                      <w:sz w:val="22"/>
+                      <w:szCs w:val="21"/>
+                    </w:rPr>
+                    <w:t xml:space="preserve">D</w:t>
+                  </w:r>
+                  <w:r>
+                    <w:rPr>
+                      <w:rFonts w:ascii="Avenir Next" w:hAnsi="Avenir Next" w:cs="Avenir Next" w:eastAsia="Avenir Next"/>
+                      <w:color w:val="1A1A1A"/>
                       <w:sz w:val="21"/>
                       <w:szCs w:val="21"/>
                     </w:rPr>
-                    <w:t xml:space="preserve">D</w:t>
-                  </w:r>
-                  <w:r>
-                    <w:rPr>
-                      <w:rFonts w:ascii="Avenir Next" w:hAnsi="Avenir Next" w:cs="Avenir Next" w:eastAsia="Avenir Next"/>
-                      <w:color w:val="1A1A1A"/>
-                      <w:sz w:val="21"/>
-                      <w:szCs w:val="21"/>
-                    </w:rPr>
                     <w:tab/>
                   </w:r>
                   <w:r>
                     <w:rPr>
                       <w:rFonts w:ascii="Avenir Next" w:hAnsi="Avenir Next" w:cs="Avenir Next" w:eastAsia="Avenir Next"/>
                       <w:color w:val="1A1A1A"/>
-                      <w:sz w:val="21"/>
+                      <w:sz w:val="22"/>
                       <w:szCs w:val="21"/>
                     </w:rPr>
                     <w:t xml:space="preserve">½ × 3 + 9 × 4</w:t>
@@ -5577,6 +5589,7 @@
           </w:tcPr>
           <w:p>
             <w:pPr>
+              <w:pStyle w:val="Heading2"/>
               <w:spacing w:before="0" w:after="0" w:line="240" w:lineRule="auto"/>
             </w:pPr>
             <w:r>
@@ -5614,7 +5627,7 @@
               <w:rPr>
                 <w:rFonts w:ascii="Avenir Next" w:hAnsi="Avenir Next" w:cs="Avenir Next" w:eastAsia="Avenir Next"/>
                 <w:color w:val="1A1A1A"/>
-                <w:sz w:val="17"/>
+                <w:sz w:val="22"/>
                 <w:szCs w:val="17"/>
               </w:rPr>
               <w:t xml:space="preserve">  I can do this on my own</w:t>
@@ -5643,7 +5656,7 @@
               <w:rPr>
                 <w:rFonts w:ascii="Avenir Next" w:hAnsi="Avenir Next" w:cs="Avenir Next" w:eastAsia="Avenir Next"/>
                 <w:color w:val="1A1A1A"/>
-                <w:sz w:val="17"/>
+                <w:sz w:val="22"/>
                 <w:szCs w:val="17"/>
               </w:rPr>
               <w:t xml:space="preserve">  I need a little help</w:t>
@@ -5672,7 +5685,7 @@
               <w:rPr>
                 <w:rFonts w:ascii="Avenir Next" w:hAnsi="Avenir Next" w:cs="Avenir Next" w:eastAsia="Avenir Next"/>
                 <w:color w:val="1A1A1A"/>
-                <w:sz w:val="17"/>
+                <w:sz w:val="22"/>
                 <w:szCs w:val="17"/>
               </w:rPr>
               <w:t xml:space="preserve">  I have a question about #</w:t>
@@ -5710,7 +5723,7 @@
         <w:rPr>
           <w:rFonts w:ascii="Avenir Next" w:hAnsi="Avenir Next" w:cs="Avenir Next" w:eastAsia="Avenir Next"/>
           <w:color w:val="5A5F66"/>
-          <w:sz w:val="17"/>
+          <w:sz w:val="22"/>
           <w:szCs w:val="17"/>
         </w:rPr>
         <w:t xml:space="preserve">Measure a trapezoid shape at home, like the side of a bag. Estimate its area with the formula.</w:t>
@@ -5804,7 +5817,106 @@
               <w:sz w:val="15"/>
               <w:szCs w:val="15"/>
             </w:rPr>
-            <w:t xml:space="preserve">Lesson 5-3  ·  Homework Packet  ·  Level 1</w:t>
+            <w:t xml:space="preserve">5-3 · Page </w:t>
+          </w:r>
+          <w:r>
+            <w:rPr>
+              <w:rFonts w:ascii="Avenir Next" w:hAnsi="Avenir Next" w:cs="Avenir Next" w:eastAsia="Avenir Next"/>
+              <w:color w:val="5A5F66"/>
+              <w:sz w:val="15"/>
+              <w:szCs w:val="15"/>
+            </w:rPr>
+            <w:fldChar w:fldCharType="begin"/>
+          </w:r>
+          <w:r>
+            <w:rPr>
+              <w:rFonts w:ascii="Avenir Next" w:hAnsi="Avenir Next" w:cs="Avenir Next" w:eastAsia="Avenir Next"/>
+              <w:color w:val="5A5F66"/>
+              <w:sz w:val="15"/>
+              <w:szCs w:val="15"/>
+            </w:rPr>
+            <w:instrText xml:space="preserve"> PAGE </w:instrText>
+          </w:r>
+          <w:r>
+            <w:rPr>
+              <w:rFonts w:ascii="Avenir Next" w:hAnsi="Avenir Next" w:cs="Avenir Next" w:eastAsia="Avenir Next"/>
+              <w:color w:val="5A5F66"/>
+              <w:sz w:val="15"/>
+              <w:szCs w:val="15"/>
+            </w:rPr>
+            <w:fldChar w:fldCharType="separate"/>
+          </w:r>
+          <w:r>
+            <w:rPr>
+              <w:rFonts w:ascii="Avenir Next" w:hAnsi="Avenir Next" w:cs="Avenir Next" w:eastAsia="Avenir Next"/>
+              <w:color w:val="5A5F66"/>
+              <w:sz w:val="15"/>
+              <w:szCs w:val="15"/>
+            </w:rPr>
+            <w:t xml:space="preserve">1</w:t>
+          </w:r>
+          <w:r>
+            <w:rPr>
+              <w:rFonts w:ascii="Avenir Next" w:hAnsi="Avenir Next" w:cs="Avenir Next" w:eastAsia="Avenir Next"/>
+              <w:color w:val="5A5F66"/>
+              <w:sz w:val="15"/>
+              <w:szCs w:val="15"/>
+            </w:rPr>
+            <w:fldChar w:fldCharType="end"/>
+          </w:r>
+          <w:r>
+            <w:rPr>
+              <w:rFonts w:ascii="Avenir Next" w:hAnsi="Avenir Next" w:cs="Avenir Next" w:eastAsia="Avenir Next"/>
+              <w:color w:val="5A5F66"/>
+              <w:sz w:val="15"/>
+              <w:szCs w:val="15"/>
+            </w:rPr>
+            <w:t xml:space="preserve"> of </w:t>
+          </w:r>
+          <w:r>
+            <w:rPr>
+              <w:rFonts w:ascii="Avenir Next" w:hAnsi="Avenir Next" w:cs="Avenir Next" w:eastAsia="Avenir Next"/>
+              <w:color w:val="5A5F66"/>
+              <w:sz w:val="15"/>
+              <w:szCs w:val="15"/>
+            </w:rPr>
+            <w:fldChar w:fldCharType="begin"/>
+          </w:r>
+          <w:r>
+            <w:rPr>
+              <w:rFonts w:ascii="Avenir Next" w:hAnsi="Avenir Next" w:cs="Avenir Next" w:eastAsia="Avenir Next"/>
+              <w:color w:val="5A5F66"/>
+              <w:sz w:val="15"/>
+              <w:szCs w:val="15"/>
+            </w:rPr>
+            <w:instrText xml:space="preserve"> NUMPAGES </w:instrText>
+          </w:r>
+          <w:r>
+            <w:rPr>
+              <w:rFonts w:ascii="Avenir Next" w:hAnsi="Avenir Next" w:cs="Avenir Next" w:eastAsia="Avenir Next"/>
+              <w:color w:val="5A5F66"/>
+              <w:sz w:val="15"/>
+              <w:szCs w:val="15"/>
+            </w:rPr>
+            <w:fldChar w:fldCharType="separate"/>
+          </w:r>
+          <w:r>
+            <w:rPr>
+              <w:rFonts w:ascii="Avenir Next" w:hAnsi="Avenir Next" w:cs="Avenir Next" w:eastAsia="Avenir Next"/>
+              <w:color w:val="5A5F66"/>
+              <w:sz w:val="15"/>
+              <w:szCs w:val="15"/>
+            </w:rPr>
+            <w:t xml:space="preserve">1</w:t>
+          </w:r>
+          <w:r>
+            <w:rPr>
+              <w:rFonts w:ascii="Avenir Next" w:hAnsi="Avenir Next" w:cs="Avenir Next" w:eastAsia="Avenir Next"/>
+              <w:color w:val="5A5F66"/>
+              <w:sz w:val="15"/>
+              <w:szCs w:val="15"/>
+            </w:rPr>
+            <w:fldChar w:fldCharType="end"/>
           </w:r>
         </w:p>
       </w:tc>
@@ -5847,5 +5959,23 @@
       </w:tblCellMar>
     </w:tblPr>
   </w:style>
+  <w:style w:type="paragraph" w:styleId="Heading1">
+    <w:name w:val="heading 1"/>
+    <w:basedOn w:val="Normal"/>
+    <w:pPr>
+      <w:outlineLvl w:val="0"/>
+      <w:keepNext w:val="0"/>
+      <w:keepLines w:val="0"/>
+    </w:pPr>
+  </w:style>
+  <w:style w:type="paragraph" w:styleId="Heading2">
+    <w:name w:val="heading 2"/>
+    <w:basedOn w:val="Normal"/>
+    <w:pPr>
+      <w:outlineLvl w:val="1"/>
+      <w:keepNext w:val="0"/>
+      <w:keepLines w:val="0"/>
+    </w:pPr>
+  </w:style>
 </w:styles>
 </file>